--- a/transcripts/Oilfield 360/OF360 Transcript Files/OF360-11-25-Tripp Edwards.docx
+++ b/transcripts/Oilfield 360/OF360 Transcript Files/OF360-11-25-Tripp Edwards.docx
@@ -1,7 +1,6 @@
 
 <file path=word/document.xml><?xml version="1.0" encoding="utf-8"?>
-<w:document xmlns:wpc="http://schemas.microsoft.com/office/word/2010/wordprocessingCanvas" xmlns:mc="http://schemas.openxmlformats.org/markup-compatibility/2006" xmlns:o="urn:schemas-microsoft-com:office:office" xmlns:r="http://schemas.openxmlformats.org/officeDocument/2006/relationships" xmlns:m="http://schemas.openxmlformats.org/officeDocument/2006/math" xmlns:v="urn:schemas-microsoft-com:vml" xmlns:wp14="http://schemas.microsoft.com/office/word/2010/wordprocessingDrawing" xmlns:wp="http://schemas.openxmlformats.org/drawingml/2006/wordprocessingDrawing" xmlns:w10="urn:schemas-microsoft-com:office:word" xmlns:w="http://schemas.openxmlformats.org/wordprocessingml/2006/main" xmlns:w14="http://schemas.microsoft.com/office/word/2010/wordml" xmlns:w15="http://schemas.microsoft.com/office/word/2012/wordml" xmlns:wpg="http://schemas.microsoft.com/office/word/2010/wordprocessingGroup" xmlns:wpi="http://schemas.microsoft.com/office/word/2010/wordprocessingInk" xmlns:wne="http://schemas.microsoft.com/office/word/2006/wordml" xmlns:wps="http://schemas.microsoft.com/office/word/2010/wordprocessingShape" mc:Ignorable="w14 w15 wp14">
-  <w:background w:color="FFFFFF"/>
+<w:document xmlns:wpc="http://schemas.microsoft.com/office/word/2010/wordprocessingCanvas" xmlns:mc="http://schemas.openxmlformats.org/markup-compatibility/2006" xmlns:o="urn:schemas-microsoft-com:office:office" xmlns:r="http://schemas.openxmlformats.org/officeDocument/2006/relationships" xmlns:m="http://schemas.openxmlformats.org/officeDocument/2006/math" xmlns:v="urn:schemas-microsoft-com:vml" xmlns:wp14="http://schemas.microsoft.com/office/word/2010/wordprocessingDrawing" xmlns:wp="http://schemas.openxmlformats.org/drawingml/2006/wordprocessingDrawing" xmlns:w10="urn:schemas-microsoft-com:office:word" xmlns:w="http://schemas.openxmlformats.org/wordprocessingml/2006/main" xmlns:w14="http://schemas.microsoft.com/office/word/2010/wordml" xmlns:w15="http://schemas.microsoft.com/office/word/2012/wordml" xmlns:wpg="http://schemas.microsoft.com/office/word/2010/wordprocessingGroup" xmlns:wpi="http://schemas.microsoft.com/office/word/2010/wordprocessingInk" xmlns:wne="http://schemas.microsoft.com/office/word/2006/wordml" xmlns:wps="http://schemas.microsoft.com/office/word/2010/wordprocessingShape" xmlns:cx="http://schemas.microsoft.com/office/drawing/2014/chartex" xmlns:cx1="http://schemas.microsoft.com/office/drawing/2015/9/8/chartex" xmlns:cx2="http://schemas.microsoft.com/office/drawing/2015/10/21/chartex" xmlns:cx3="http://schemas.microsoft.com/office/drawing/2016/5/9/chartex" xmlns:cx4="http://schemas.microsoft.com/office/drawing/2016/5/10/chartex" xmlns:cx5="http://schemas.microsoft.com/office/drawing/2016/5/11/chartex" xmlns:cx6="http://schemas.microsoft.com/office/drawing/2016/5/12/chartex" xmlns:cx7="http://schemas.microsoft.com/office/drawing/2016/5/13/chartex" xmlns:cx8="http://schemas.microsoft.com/office/drawing/2016/5/14/chartex" xmlns:aink="http://schemas.microsoft.com/office/drawing/2016/ink" xmlns:am3d="http://schemas.microsoft.com/office/drawing/2017/model3d" xmlns:w16cex="http://schemas.microsoft.com/office/word/2018/wordml/cex" xmlns:w16cid="http://schemas.microsoft.com/office/word/2016/wordml/cid" xmlns:w16="http://schemas.microsoft.com/office/word/2018/wordml" xmlns:w16sdtdh="http://schemas.microsoft.com/office/word/2020/wordml/sdtdatahash" xmlns:w16se="http://schemas.microsoft.com/office/word/2015/wordml/symex" mc:Ignorable="w14 w15 wp14">
   <w:body>
     <w:p>
       <w:pPr>
@@ -26,9 +25,9 @@
       </w:r>
       <w:r>
         <w:rPr>
-          <w:b w:val="true"/>
-          <w:bCs w:val="true"/>
-          <w:color w:val="72B372"/>
+          <w:b/>
+          <w:bCs/>
+          <w:color w:val="489872"/>
         </w:rPr>
         <w:t xml:space="preserve">David de Roode:</w:t>
       </w:r>
@@ -51,9 +50,9 @@
       </w:r>
       <w:r>
         <w:rPr>
-          <w:b w:val="true"/>
-          <w:bCs w:val="true"/>
-          <w:color w:val="6600CC"/>
+          <w:b/>
+          <w:bCs/>
+          <w:color w:val="9C5DE1"/>
         </w:rPr>
         <w:t xml:space="preserve">Victoria Beard:</w:t>
       </w:r>
@@ -76,9 +75,9 @@
       </w:r>
       <w:r>
         <w:rPr>
-          <w:b w:val="true"/>
-          <w:bCs w:val="true"/>
-          <w:color w:val="72B372"/>
+          <w:b/>
+          <w:bCs/>
+          <w:color w:val="489872"/>
         </w:rPr>
         <w:t xml:space="preserve">David de Roode:</w:t>
       </w:r>
@@ -101,9 +100,9 @@
       </w:r>
       <w:r>
         <w:rPr>
-          <w:b w:val="true"/>
-          <w:bCs w:val="true"/>
-          <w:color w:val="6600CC"/>
+          <w:b/>
+          <w:bCs/>
+          <w:color w:val="9C5DE1"/>
         </w:rPr>
         <w:t xml:space="preserve">Victoria Beard:</w:t>
       </w:r>
@@ -126,9 +125,9 @@
       </w:r>
       <w:r>
         <w:rPr>
-          <w:b w:val="true"/>
-          <w:bCs w:val="true"/>
-          <w:color w:val="72B372"/>
+          <w:b/>
+          <w:bCs/>
+          <w:color w:val="489872"/>
         </w:rPr>
         <w:t xml:space="preserve">David de Roode:</w:t>
       </w:r>
@@ -151,9 +150,9 @@
       </w:r>
       <w:r>
         <w:rPr>
-          <w:b w:val="true"/>
-          <w:bCs w:val="true"/>
-          <w:color w:val="6600CC"/>
+          <w:b/>
+          <w:bCs/>
+          <w:color w:val="9C5DE1"/>
         </w:rPr>
         <w:t xml:space="preserve">Victoria Beard:</w:t>
       </w:r>
@@ -176,9 +175,9 @@
       </w:r>
       <w:r>
         <w:rPr>
-          <w:b w:val="true"/>
-          <w:bCs w:val="true"/>
-          <w:color w:val="72B372"/>
+          <w:b/>
+          <w:bCs/>
+          <w:color w:val="489872"/>
         </w:rPr>
         <w:t xml:space="preserve">David de Roode:</w:t>
       </w:r>
@@ -201,9 +200,9 @@
       </w:r>
       <w:r>
         <w:rPr>
-          <w:b w:val="true"/>
-          <w:bCs w:val="true"/>
-          <w:color w:val="72B372"/>
+          <w:b/>
+          <w:bCs/>
+          <w:color w:val="489872"/>
         </w:rPr>
         <w:t xml:space="preserve">David de Roode:</w:t>
       </w:r>
@@ -226,9 +225,9 @@
       </w:r>
       <w:r>
         <w:rPr>
-          <w:b w:val="true"/>
-          <w:bCs w:val="true"/>
-          <w:color w:val="6600CC"/>
+          <w:b/>
+          <w:bCs/>
+          <w:color w:val="9C5DE1"/>
         </w:rPr>
         <w:t xml:space="preserve">Victoria Beard:</w:t>
       </w:r>
@@ -251,9 +250,9 @@
       </w:r>
       <w:r>
         <w:rPr>
-          <w:b w:val="true"/>
-          <w:bCs w:val="true"/>
-          <w:color w:val="72B372"/>
+          <w:b/>
+          <w:bCs/>
+          <w:color w:val="489872"/>
         </w:rPr>
         <w:t xml:space="preserve">David de Roode:</w:t>
       </w:r>
@@ -276,9 +275,9 @@
       </w:r>
       <w:r>
         <w:rPr>
-          <w:b w:val="true"/>
-          <w:bCs w:val="true"/>
-          <w:color w:val="6600CC"/>
+          <w:b/>
+          <w:bCs/>
+          <w:color w:val="9C5DE1"/>
         </w:rPr>
         <w:t xml:space="preserve">Victoria Beard:</w:t>
       </w:r>
@@ -301,9 +300,9 @@
       </w:r>
       <w:r>
         <w:rPr>
-          <w:b w:val="true"/>
-          <w:bCs w:val="true"/>
-          <w:color w:val="72B372"/>
+          <w:b/>
+          <w:bCs/>
+          <w:color w:val="489872"/>
         </w:rPr>
         <w:t xml:space="preserve">David de Roode:</w:t>
       </w:r>
@@ -335,9 +334,9 @@
       </w:r>
       <w:r>
         <w:rPr>
-          <w:b w:val="true"/>
-          <w:bCs w:val="true"/>
-          <w:color w:val="72B372"/>
+          <w:b/>
+          <w:bCs/>
+          <w:color w:val="489872"/>
         </w:rPr>
         <w:t xml:space="preserve">David de Roode:</w:t>
       </w:r>
@@ -360,9 +359,9 @@
       </w:r>
       <w:r>
         <w:rPr>
-          <w:b w:val="true"/>
-          <w:bCs w:val="true"/>
-          <w:color w:val="DE4A1D"/>
+          <w:b/>
+          <w:bCs/>
+          <w:color w:val="DC7D3E"/>
         </w:rPr>
         <w:t xml:space="preserve">Tripp Edwards:</w:t>
       </w:r>
@@ -385,9 +384,9 @@
       </w:r>
       <w:r>
         <w:rPr>
-          <w:b w:val="true"/>
-          <w:bCs w:val="true"/>
-          <w:color w:val="DE4A1D"/>
+          <w:b/>
+          <w:bCs/>
+          <w:color w:val="DC7D3E"/>
         </w:rPr>
         <w:t xml:space="preserve">Tripp Edwards:</w:t>
       </w:r>
@@ -410,9 +409,9 @@
       </w:r>
       <w:r>
         <w:rPr>
-          <w:b w:val="true"/>
-          <w:bCs w:val="true"/>
-          <w:color w:val="72B372"/>
+          <w:b/>
+          <w:bCs/>
+          <w:color w:val="489872"/>
         </w:rPr>
         <w:t xml:space="preserve">David de Roode:</w:t>
       </w:r>
@@ -435,9 +434,9 @@
       </w:r>
       <w:r>
         <w:rPr>
-          <w:b w:val="true"/>
-          <w:bCs w:val="true"/>
-          <w:color w:val="DE4A1D"/>
+          <w:b/>
+          <w:bCs/>
+          <w:color w:val="DC7D3E"/>
         </w:rPr>
         <w:t xml:space="preserve">Tripp Edwards:</w:t>
       </w:r>
@@ -460,9 +459,9 @@
       </w:r>
       <w:r>
         <w:rPr>
-          <w:b w:val="true"/>
-          <w:bCs w:val="true"/>
-          <w:color w:val="DE4A1D"/>
+          <w:b/>
+          <w:bCs/>
+          <w:color w:val="DC7D3E"/>
         </w:rPr>
         <w:t xml:space="preserve">Tripp Edwards:</w:t>
       </w:r>
@@ -494,9 +493,9 @@
       </w:r>
       <w:r>
         <w:rPr>
-          <w:b w:val="true"/>
-          <w:bCs w:val="true"/>
-          <w:color w:val="72B372"/>
+          <w:b/>
+          <w:bCs/>
+          <w:color w:val="489872"/>
         </w:rPr>
         <w:t xml:space="preserve">David de Roode:</w:t>
       </w:r>
@@ -519,9 +518,9 @@
       </w:r>
       <w:r>
         <w:rPr>
-          <w:b w:val="true"/>
-          <w:bCs w:val="true"/>
-          <w:color w:val="72B372"/>
+          <w:b/>
+          <w:bCs/>
+          <w:color w:val="489872"/>
         </w:rPr>
         <w:t xml:space="preserve">David de Roode:</w:t>
       </w:r>
@@ -544,9 +543,9 @@
       </w:r>
       <w:r>
         <w:rPr>
-          <w:b w:val="true"/>
-          <w:bCs w:val="true"/>
-          <w:color w:val="DE4A1D"/>
+          <w:b/>
+          <w:bCs/>
+          <w:color w:val="DC7D3E"/>
         </w:rPr>
         <w:t xml:space="preserve">Tripp Edwards:</w:t>
       </w:r>
@@ -569,9 +568,9 @@
       </w:r>
       <w:r>
         <w:rPr>
-          <w:b w:val="true"/>
-          <w:bCs w:val="true"/>
-          <w:color w:val="72B372"/>
+          <w:b/>
+          <w:bCs/>
+          <w:color w:val="489872"/>
         </w:rPr>
         <w:t xml:space="preserve">David de Roode:</w:t>
       </w:r>
@@ -594,9 +593,9 @@
       </w:r>
       <w:r>
         <w:rPr>
-          <w:b w:val="true"/>
-          <w:bCs w:val="true"/>
-          <w:color w:val="DE4A1D"/>
+          <w:b/>
+          <w:bCs/>
+          <w:color w:val="DC7D3E"/>
         </w:rPr>
         <w:t xml:space="preserve">Tripp Edwards:</w:t>
       </w:r>
@@ -619,9 +618,9 @@
       </w:r>
       <w:r>
         <w:rPr>
-          <w:b w:val="true"/>
-          <w:bCs w:val="true"/>
-          <w:color w:val="DE4A1D"/>
+          <w:b/>
+          <w:bCs/>
+          <w:color w:val="DC7D3E"/>
         </w:rPr>
         <w:t xml:space="preserve">Tripp Edwards:</w:t>
       </w:r>
@@ -644,8 +643,8 @@
       </w:r>
       <w:r>
         <w:rPr>
-          <w:b w:val="true"/>
-          <w:bCs w:val="true"/>
+          <w:b/>
+          <w:bCs/>
           <w:color w:val="583E31"/>
         </w:rPr>
         <w:t xml:space="preserve">x:</w:t>
@@ -669,9 +668,9 @@
       </w:r>
       <w:r>
         <w:rPr>
-          <w:b w:val="true"/>
-          <w:bCs w:val="true"/>
-          <w:color w:val="6600CC"/>
+          <w:b/>
+          <w:bCs/>
+          <w:color w:val="9C5DE1"/>
         </w:rPr>
         <w:t xml:space="preserve">Victoria Beard:</w:t>
       </w:r>
@@ -694,9 +693,9 @@
       </w:r>
       <w:r>
         <w:rPr>
-          <w:b w:val="true"/>
-          <w:bCs w:val="true"/>
-          <w:color w:val="DE4A1D"/>
+          <w:b/>
+          <w:bCs/>
+          <w:color w:val="DC7D3E"/>
         </w:rPr>
         <w:t xml:space="preserve">Tripp Edwards:</w:t>
       </w:r>
@@ -719,9 +718,9 @@
       </w:r>
       <w:r>
         <w:rPr>
-          <w:b w:val="true"/>
-          <w:bCs w:val="true"/>
-          <w:color w:val="6600CC"/>
+          <w:b/>
+          <w:bCs/>
+          <w:color w:val="9C5DE1"/>
         </w:rPr>
         <w:t xml:space="preserve">Victoria Beard:</w:t>
       </w:r>
@@ -744,9 +743,9 @@
       </w:r>
       <w:r>
         <w:rPr>
-          <w:b w:val="true"/>
-          <w:bCs w:val="true"/>
-          <w:color w:val="DE4A1D"/>
+          <w:b/>
+          <w:bCs/>
+          <w:color w:val="DC7D3E"/>
         </w:rPr>
         <w:t xml:space="preserve">Tripp Edwards:</w:t>
       </w:r>
@@ -778,9 +777,9 @@
       </w:r>
       <w:r>
         <w:rPr>
-          <w:b w:val="true"/>
-          <w:bCs w:val="true"/>
-          <w:color w:val="DE4A1D"/>
+          <w:b/>
+          <w:bCs/>
+          <w:color w:val="DC7D3E"/>
         </w:rPr>
         <w:t xml:space="preserve">Tripp Edwards:</w:t>
       </w:r>
@@ -803,9 +802,9 @@
       </w:r>
       <w:r>
         <w:rPr>
-          <w:b w:val="true"/>
-          <w:bCs w:val="true"/>
-          <w:color w:val="72B372"/>
+          <w:b/>
+          <w:bCs/>
+          <w:color w:val="489872"/>
         </w:rPr>
         <w:t xml:space="preserve">David de Roode:</w:t>
       </w:r>
@@ -828,9 +827,9 @@
       </w:r>
       <w:r>
         <w:rPr>
-          <w:b w:val="true"/>
-          <w:bCs w:val="true"/>
-          <w:color w:val="DE4A1D"/>
+          <w:b/>
+          <w:bCs/>
+          <w:color w:val="DC7D3E"/>
         </w:rPr>
         <w:t xml:space="preserve">Tripp Edwards:</w:t>
       </w:r>
@@ -853,9 +852,9 @@
       </w:r>
       <w:r>
         <w:rPr>
-          <w:b w:val="true"/>
-          <w:bCs w:val="true"/>
-          <w:color w:val="72B372"/>
+          <w:b/>
+          <w:bCs/>
+          <w:color w:val="489872"/>
         </w:rPr>
         <w:t xml:space="preserve">David de Roode:</w:t>
       </w:r>
@@ -878,9 +877,9 @@
       </w:r>
       <w:r>
         <w:rPr>
-          <w:b w:val="true"/>
-          <w:bCs w:val="true"/>
-          <w:color w:val="72B372"/>
+          <w:b/>
+          <w:bCs/>
+          <w:color w:val="489872"/>
         </w:rPr>
         <w:t xml:space="preserve">David de Roode:</w:t>
       </w:r>
@@ -912,9 +911,9 @@
       </w:r>
       <w:r>
         <w:rPr>
-          <w:b w:val="true"/>
-          <w:bCs w:val="true"/>
-          <w:color w:val="DE4A1D"/>
+          <w:b/>
+          <w:bCs/>
+          <w:color w:val="DC7D3E"/>
         </w:rPr>
         <w:t xml:space="preserve">Tripp Edwards:</w:t>
       </w:r>
@@ -937,9 +936,9 @@
       </w:r>
       <w:r>
         <w:rPr>
-          <w:b w:val="true"/>
-          <w:bCs w:val="true"/>
-          <w:color w:val="DE4A1D"/>
+          <w:b/>
+          <w:bCs/>
+          <w:color w:val="DC7D3E"/>
         </w:rPr>
         <w:t xml:space="preserve">Tripp Edwards:</w:t>
       </w:r>
@@ -962,9 +961,9 @@
       </w:r>
       <w:r>
         <w:rPr>
-          <w:b w:val="true"/>
-          <w:bCs w:val="true"/>
-          <w:color w:val="72B372"/>
+          <w:b/>
+          <w:bCs/>
+          <w:color w:val="489872"/>
         </w:rPr>
         <w:t xml:space="preserve">David de Roode:</w:t>
       </w:r>
@@ -987,9 +986,9 @@
       </w:r>
       <w:r>
         <w:rPr>
-          <w:b w:val="true"/>
-          <w:bCs w:val="true"/>
-          <w:color w:val="DE4A1D"/>
+          <w:b/>
+          <w:bCs/>
+          <w:color w:val="DC7D3E"/>
         </w:rPr>
         <w:t xml:space="preserve">Tripp Edwards:</w:t>
       </w:r>
@@ -1021,9 +1020,9 @@
       </w:r>
       <w:r>
         <w:rPr>
-          <w:b w:val="true"/>
-          <w:bCs w:val="true"/>
-          <w:color w:val="DE4A1D"/>
+          <w:b/>
+          <w:bCs/>
+          <w:color w:val="DC7D3E"/>
         </w:rPr>
         <w:t xml:space="preserve">Tripp Edwards:</w:t>
       </w:r>
@@ -1046,9 +1045,9 @@
       </w:r>
       <w:r>
         <w:rPr>
-          <w:b w:val="true"/>
-          <w:bCs w:val="true"/>
-          <w:color w:val="72B372"/>
+          <w:b/>
+          <w:bCs/>
+          <w:color w:val="489872"/>
         </w:rPr>
         <w:t xml:space="preserve">David de Roode:</w:t>
       </w:r>
@@ -1071,9 +1070,9 @@
       </w:r>
       <w:r>
         <w:rPr>
-          <w:b w:val="true"/>
-          <w:bCs w:val="true"/>
-          <w:color w:val="DE4A1D"/>
+          <w:b/>
+          <w:bCs/>
+          <w:color w:val="DC7D3E"/>
         </w:rPr>
         <w:t xml:space="preserve">Tripp Edwards:</w:t>
       </w:r>
@@ -1096,9 +1095,9 @@
       </w:r>
       <w:r>
         <w:rPr>
-          <w:b w:val="true"/>
-          <w:bCs w:val="true"/>
-          <w:color w:val="72B372"/>
+          <w:b/>
+          <w:bCs/>
+          <w:color w:val="489872"/>
         </w:rPr>
         <w:t xml:space="preserve">David de Roode:</w:t>
       </w:r>
@@ -1121,9 +1120,9 @@
       </w:r>
       <w:r>
         <w:rPr>
-          <w:b w:val="true"/>
-          <w:bCs w:val="true"/>
-          <w:color w:val="DE4A1D"/>
+          <w:b/>
+          <w:bCs/>
+          <w:color w:val="DC7D3E"/>
         </w:rPr>
         <w:t xml:space="preserve">Tripp Edwards:</w:t>
       </w:r>
@@ -1146,9 +1145,9 @@
       </w:r>
       <w:r>
         <w:rPr>
-          <w:b w:val="true"/>
-          <w:bCs w:val="true"/>
-          <w:color w:val="DE4A1D"/>
+          <w:b/>
+          <w:bCs/>
+          <w:color w:val="DC7D3E"/>
         </w:rPr>
         <w:t xml:space="preserve">Tripp Edwards:</w:t>
       </w:r>
@@ -1180,9 +1179,9 @@
       </w:r>
       <w:r>
         <w:rPr>
-          <w:b w:val="true"/>
-          <w:bCs w:val="true"/>
-          <w:color w:val="DE4A1D"/>
+          <w:b/>
+          <w:bCs/>
+          <w:color w:val="DC7D3E"/>
         </w:rPr>
         <w:t xml:space="preserve">Tripp Edwards:</w:t>
       </w:r>
@@ -1205,9 +1204,9 @@
       </w:r>
       <w:r>
         <w:rPr>
-          <w:b w:val="true"/>
-          <w:bCs w:val="true"/>
-          <w:color w:val="72B372"/>
+          <w:b/>
+          <w:bCs/>
+          <w:color w:val="489872"/>
         </w:rPr>
         <w:t xml:space="preserve">David de Roode:</w:t>
       </w:r>
@@ -1230,9 +1229,9 @@
       </w:r>
       <w:r>
         <w:rPr>
-          <w:b w:val="true"/>
-          <w:bCs w:val="true"/>
-          <w:color w:val="6600CC"/>
+          <w:b/>
+          <w:bCs/>
+          <w:color w:val="9C5DE1"/>
         </w:rPr>
         <w:t xml:space="preserve">Victoria Beard:</w:t>
       </w:r>
@@ -1255,9 +1254,9 @@
       </w:r>
       <w:r>
         <w:rPr>
-          <w:b w:val="true"/>
-          <w:bCs w:val="true"/>
-          <w:color w:val="DE4A1D"/>
+          <w:b/>
+          <w:bCs/>
+          <w:color w:val="DC7D3E"/>
         </w:rPr>
         <w:t xml:space="preserve">Tripp Edwards:</w:t>
       </w:r>
@@ -1289,9 +1288,9 @@
       </w:r>
       <w:r>
         <w:rPr>
-          <w:b w:val="true"/>
-          <w:bCs w:val="true"/>
-          <w:color w:val="DE4A1D"/>
+          <w:b/>
+          <w:bCs/>
+          <w:color w:val="DC7D3E"/>
         </w:rPr>
         <w:t xml:space="preserve">Tripp Edwards:</w:t>
       </w:r>
@@ -1314,9 +1313,9 @@
       </w:r>
       <w:r>
         <w:rPr>
-          <w:b w:val="true"/>
-          <w:bCs w:val="true"/>
-          <w:color w:val="DE4A1D"/>
+          <w:b/>
+          <w:bCs/>
+          <w:color w:val="DC7D3E"/>
         </w:rPr>
         <w:t xml:space="preserve">Tripp Edwards:</w:t>
       </w:r>
@@ -1339,9 +1338,9 @@
       </w:r>
       <w:r>
         <w:rPr>
-          <w:b w:val="true"/>
-          <w:bCs w:val="true"/>
-          <w:color w:val="DE4A1D"/>
+          <w:b/>
+          <w:bCs/>
+          <w:color w:val="DC7D3E"/>
         </w:rPr>
         <w:t xml:space="preserve">Tripp Edwards:</w:t>
       </w:r>
@@ -1373,9 +1372,9 @@
       </w:r>
       <w:r>
         <w:rPr>
-          <w:b w:val="true"/>
-          <w:bCs w:val="true"/>
-          <w:color w:val="72B372"/>
+          <w:b/>
+          <w:bCs/>
+          <w:color w:val="489872"/>
         </w:rPr>
         <w:t xml:space="preserve">David de Roode:</w:t>
       </w:r>
@@ -1398,9 +1397,9 @@
       </w:r>
       <w:r>
         <w:rPr>
-          <w:b w:val="true"/>
-          <w:bCs w:val="true"/>
-          <w:color w:val="72B372"/>
+          <w:b/>
+          <w:bCs/>
+          <w:color w:val="489872"/>
         </w:rPr>
         <w:t xml:space="preserve">David de Roode:</w:t>
       </w:r>
@@ -1423,9 +1422,9 @@
       </w:r>
       <w:r>
         <w:rPr>
-          <w:b w:val="true"/>
-          <w:bCs w:val="true"/>
-          <w:color w:val="DE4A1D"/>
+          <w:b/>
+          <w:bCs/>
+          <w:color w:val="DC7D3E"/>
         </w:rPr>
         <w:t xml:space="preserve">Tripp Edwards:</w:t>
       </w:r>
@@ -1448,9 +1447,9 @@
       </w:r>
       <w:r>
         <w:rPr>
-          <w:b w:val="true"/>
-          <w:bCs w:val="true"/>
-          <w:color w:val="DE4A1D"/>
+          <w:b/>
+          <w:bCs/>
+          <w:color w:val="DC7D3E"/>
         </w:rPr>
         <w:t xml:space="preserve">Tripp Edwards:</w:t>
       </w:r>
@@ -1473,9 +1472,9 @@
       </w:r>
       <w:r>
         <w:rPr>
-          <w:b w:val="true"/>
-          <w:bCs w:val="true"/>
-          <w:color w:val="DE4A1D"/>
+          <w:b/>
+          <w:bCs/>
+          <w:color w:val="DC7D3E"/>
         </w:rPr>
         <w:t xml:space="preserve">Tripp Edwards:</w:t>
       </w:r>
@@ -1507,9 +1506,9 @@
       </w:r>
       <w:r>
         <w:rPr>
-          <w:b w:val="true"/>
-          <w:bCs w:val="true"/>
-          <w:color w:val="72B372"/>
+          <w:b/>
+          <w:bCs/>
+          <w:color w:val="489872"/>
         </w:rPr>
         <w:t xml:space="preserve">David de Roode:</w:t>
       </w:r>
@@ -1532,9 +1531,9 @@
       </w:r>
       <w:r>
         <w:rPr>
-          <w:b w:val="true"/>
-          <w:bCs w:val="true"/>
-          <w:color w:val="72B372"/>
+          <w:b/>
+          <w:bCs/>
+          <w:color w:val="489872"/>
         </w:rPr>
         <w:t xml:space="preserve">David de Roode:</w:t>
       </w:r>
@@ -1557,9 +1556,9 @@
       </w:r>
       <w:r>
         <w:rPr>
-          <w:b w:val="true"/>
-          <w:bCs w:val="true"/>
-          <w:color w:val="72B372"/>
+          <w:b/>
+          <w:bCs/>
+          <w:color w:val="489872"/>
         </w:rPr>
         <w:t xml:space="preserve">David de Roode:</w:t>
       </w:r>
@@ -1582,9 +1581,9 @@
       </w:r>
       <w:r>
         <w:rPr>
-          <w:b w:val="true"/>
-          <w:bCs w:val="true"/>
-          <w:color w:val="DE4A1D"/>
+          <w:b/>
+          <w:bCs/>
+          <w:color w:val="DC7D3E"/>
         </w:rPr>
         <w:t xml:space="preserve">Tripp Edwards:</w:t>
       </w:r>
@@ -1616,9 +1615,9 @@
       </w:r>
       <w:r>
         <w:rPr>
-          <w:b w:val="true"/>
-          <w:bCs w:val="true"/>
-          <w:color w:val="DE4A1D"/>
+          <w:b/>
+          <w:bCs/>
+          <w:color w:val="DC7D3E"/>
         </w:rPr>
         <w:t xml:space="preserve">Tripp Edwards:</w:t>
       </w:r>
@@ -1641,9 +1640,9 @@
       </w:r>
       <w:r>
         <w:rPr>
-          <w:b w:val="true"/>
-          <w:bCs w:val="true"/>
-          <w:color w:val="DE4A1D"/>
+          <w:b/>
+          <w:bCs/>
+          <w:color w:val="DC7D3E"/>
         </w:rPr>
         <w:t xml:space="preserve">Tripp Edwards:</w:t>
       </w:r>
@@ -1666,9 +1665,9 @@
       </w:r>
       <w:r>
         <w:rPr>
-          <w:b w:val="true"/>
-          <w:bCs w:val="true"/>
-          <w:color w:val="DE4A1D"/>
+          <w:b/>
+          <w:bCs/>
+          <w:color w:val="DC7D3E"/>
         </w:rPr>
         <w:t xml:space="preserve">Tripp Edwards:</w:t>
       </w:r>
@@ -1700,9 +1699,9 @@
       </w:r>
       <w:r>
         <w:rPr>
-          <w:b w:val="true"/>
-          <w:bCs w:val="true"/>
-          <w:color w:val="DE4A1D"/>
+          <w:b/>
+          <w:bCs/>
+          <w:color w:val="DC7D3E"/>
         </w:rPr>
         <w:t xml:space="preserve">Tripp Edwards:</w:t>
       </w:r>
@@ -1725,9 +1724,9 @@
       </w:r>
       <w:r>
         <w:rPr>
-          <w:b w:val="true"/>
-          <w:bCs w:val="true"/>
-          <w:color w:val="DE4A1D"/>
+          <w:b/>
+          <w:bCs/>
+          <w:color w:val="DC7D3E"/>
         </w:rPr>
         <w:t xml:space="preserve">Tripp Edwards:</w:t>
       </w:r>
@@ -1750,9 +1749,9 @@
       </w:r>
       <w:r>
         <w:rPr>
-          <w:b w:val="true"/>
-          <w:bCs w:val="true"/>
-          <w:color w:val="DE4A1D"/>
+          <w:b/>
+          <w:bCs/>
+          <w:color w:val="DC7D3E"/>
         </w:rPr>
         <w:t xml:space="preserve">Tripp Edwards:</w:t>
       </w:r>
@@ -1775,9 +1774,9 @@
       </w:r>
       <w:r>
         <w:rPr>
-          <w:b w:val="true"/>
-          <w:bCs w:val="true"/>
-          <w:color w:val="DE4A1D"/>
+          <w:b/>
+          <w:bCs/>
+          <w:color w:val="DC7D3E"/>
         </w:rPr>
         <w:t xml:space="preserve">Tripp Edwards:</w:t>
       </w:r>
@@ -1809,9 +1808,9 @@
       </w:r>
       <w:r>
         <w:rPr>
-          <w:b w:val="true"/>
-          <w:bCs w:val="true"/>
-          <w:color w:val="DE4A1D"/>
+          <w:b/>
+          <w:bCs/>
+          <w:color w:val="DC7D3E"/>
         </w:rPr>
         <w:t xml:space="preserve">Tripp Edwards:</w:t>
       </w:r>
@@ -1834,9 +1833,9 @@
       </w:r>
       <w:r>
         <w:rPr>
-          <w:b w:val="true"/>
-          <w:bCs w:val="true"/>
-          <w:color w:val="DE4A1D"/>
+          <w:b/>
+          <w:bCs/>
+          <w:color w:val="DC7D3E"/>
         </w:rPr>
         <w:t xml:space="preserve">Tripp Edwards:</w:t>
       </w:r>
@@ -1868,9 +1867,9 @@
       </w:r>
       <w:r>
         <w:rPr>
-          <w:b w:val="true"/>
-          <w:bCs w:val="true"/>
-          <w:color w:val="DE4A1D"/>
+          <w:b/>
+          <w:bCs/>
+          <w:color w:val="DC7D3E"/>
         </w:rPr>
         <w:t xml:space="preserve">Tripp Edwards:</w:t>
       </w:r>
@@ -1893,9 +1892,9 @@
       </w:r>
       <w:r>
         <w:rPr>
-          <w:b w:val="true"/>
-          <w:bCs w:val="true"/>
-          <w:color w:val="72B372"/>
+          <w:b/>
+          <w:bCs/>
+          <w:color w:val="489872"/>
         </w:rPr>
         <w:t xml:space="preserve">David de Roode:</w:t>
       </w:r>
@@ -1918,9 +1917,9 @@
       </w:r>
       <w:r>
         <w:rPr>
-          <w:b w:val="true"/>
-          <w:bCs w:val="true"/>
-          <w:color w:val="72B372"/>
+          <w:b/>
+          <w:bCs/>
+          <w:color w:val="489872"/>
         </w:rPr>
         <w:t xml:space="preserve">David de Roode:</w:t>
       </w:r>
@@ -1943,9 +1942,9 @@
       </w:r>
       <w:r>
         <w:rPr>
-          <w:b w:val="true"/>
-          <w:bCs w:val="true"/>
-          <w:color w:val="DE4A1D"/>
+          <w:b/>
+          <w:bCs/>
+          <w:color w:val="DC7D3E"/>
         </w:rPr>
         <w:t xml:space="preserve">Tripp Edwards:</w:t>
       </w:r>
@@ -1968,9 +1967,9 @@
       </w:r>
       <w:r>
         <w:rPr>
-          <w:b w:val="true"/>
-          <w:bCs w:val="true"/>
-          <w:color w:val="DE4A1D"/>
+          <w:b/>
+          <w:bCs/>
+          <w:color w:val="DC7D3E"/>
         </w:rPr>
         <w:t xml:space="preserve">Tripp Edwards:</w:t>
       </w:r>
@@ -1993,9 +1992,9 @@
       </w:r>
       <w:r>
         <w:rPr>
-          <w:b w:val="true"/>
-          <w:bCs w:val="true"/>
-          <w:color w:val="72B372"/>
+          <w:b/>
+          <w:bCs/>
+          <w:color w:val="489872"/>
         </w:rPr>
         <w:t xml:space="preserve">David de Roode:</w:t>
       </w:r>
@@ -2027,9 +2026,9 @@
       </w:r>
       <w:r>
         <w:rPr>
-          <w:b w:val="true"/>
-          <w:bCs w:val="true"/>
-          <w:color w:val="DE4A1D"/>
+          <w:b/>
+          <w:bCs/>
+          <w:color w:val="DC7D3E"/>
         </w:rPr>
         <w:t xml:space="preserve">Tripp Edwards:</w:t>
       </w:r>
@@ -2052,9 +2051,9 @@
       </w:r>
       <w:r>
         <w:rPr>
-          <w:b w:val="true"/>
-          <w:bCs w:val="true"/>
-          <w:color w:val="6600CC"/>
+          <w:b/>
+          <w:bCs/>
+          <w:color w:val="9C5DE1"/>
         </w:rPr>
         <w:t xml:space="preserve">Victoria Beard:</w:t>
       </w:r>
@@ -2077,9 +2076,9 @@
       </w:r>
       <w:r>
         <w:rPr>
-          <w:b w:val="true"/>
-          <w:bCs w:val="true"/>
-          <w:color w:val="DE4A1D"/>
+          <w:b/>
+          <w:bCs/>
+          <w:color w:val="DC7D3E"/>
         </w:rPr>
         <w:t xml:space="preserve">Tripp Edwards:</w:t>
       </w:r>
@@ -2102,9 +2101,9 @@
       </w:r>
       <w:r>
         <w:rPr>
-          <w:b w:val="true"/>
-          <w:bCs w:val="true"/>
-          <w:color w:val="DE4A1D"/>
+          <w:b/>
+          <w:bCs/>
+          <w:color w:val="DC7D3E"/>
         </w:rPr>
         <w:t xml:space="preserve">Tripp Edwards:</w:t>
       </w:r>
@@ -2136,9 +2135,9 @@
       </w:r>
       <w:r>
         <w:rPr>
-          <w:b w:val="true"/>
-          <w:bCs w:val="true"/>
-          <w:color w:val="DE4A1D"/>
+          <w:b/>
+          <w:bCs/>
+          <w:color w:val="DC7D3E"/>
         </w:rPr>
         <w:t xml:space="preserve">Tripp Edwards:</w:t>
       </w:r>
@@ -2161,9 +2160,9 @@
       </w:r>
       <w:r>
         <w:rPr>
-          <w:b w:val="true"/>
-          <w:bCs w:val="true"/>
-          <w:color w:val="DE4A1D"/>
+          <w:b/>
+          <w:bCs/>
+          <w:color w:val="DC7D3E"/>
         </w:rPr>
         <w:t xml:space="preserve">Tripp Edwards:</w:t>
       </w:r>
@@ -2186,9 +2185,9 @@
       </w:r>
       <w:r>
         <w:rPr>
-          <w:b w:val="true"/>
-          <w:bCs w:val="true"/>
-          <w:color w:val="72B372"/>
+          <w:b/>
+          <w:bCs/>
+          <w:color w:val="489872"/>
         </w:rPr>
         <w:t xml:space="preserve">David de Roode:</w:t>
       </w:r>
@@ -2211,9 +2210,9 @@
       </w:r>
       <w:r>
         <w:rPr>
-          <w:b w:val="true"/>
-          <w:bCs w:val="true"/>
-          <w:color w:val="72B372"/>
+          <w:b/>
+          <w:bCs/>
+          <w:color w:val="489872"/>
         </w:rPr>
         <w:t xml:space="preserve">David de Roode:</w:t>
       </w:r>
@@ -2236,9 +2235,9 @@
       </w:r>
       <w:r>
         <w:rPr>
-          <w:b w:val="true"/>
-          <w:bCs w:val="true"/>
-          <w:color w:val="DE4A1D"/>
+          <w:b/>
+          <w:bCs/>
+          <w:color w:val="DC7D3E"/>
         </w:rPr>
         <w:t xml:space="preserve">Tripp Edwards:</w:t>
       </w:r>
@@ -2261,9 +2260,9 @@
       </w:r>
       <w:r>
         <w:rPr>
-          <w:b w:val="true"/>
-          <w:bCs w:val="true"/>
-          <w:color w:val="6600CC"/>
+          <w:b/>
+          <w:bCs/>
+          <w:color w:val="9C5DE1"/>
         </w:rPr>
         <w:t xml:space="preserve">Victoria Beard:</w:t>
       </w:r>
@@ -2286,9 +2285,9 @@
       </w:r>
       <w:r>
         <w:rPr>
-          <w:b w:val="true"/>
-          <w:bCs w:val="true"/>
-          <w:color w:val="DE4A1D"/>
+          <w:b/>
+          <w:bCs/>
+          <w:color w:val="DC7D3E"/>
         </w:rPr>
         <w:t xml:space="preserve">Tripp Edwards:</w:t>
       </w:r>
@@ -2320,9 +2319,9 @@
       </w:r>
       <w:r>
         <w:rPr>
-          <w:b w:val="true"/>
-          <w:bCs w:val="true"/>
-          <w:color w:val="DE4A1D"/>
+          <w:b/>
+          <w:bCs/>
+          <w:color w:val="DC7D3E"/>
         </w:rPr>
         <w:t xml:space="preserve">Tripp Edwards:</w:t>
       </w:r>
@@ -2345,9 +2344,9 @@
       </w:r>
       <w:r>
         <w:rPr>
-          <w:b w:val="true"/>
-          <w:bCs w:val="true"/>
-          <w:color w:val="72B372"/>
+          <w:b/>
+          <w:bCs/>
+          <w:color w:val="489872"/>
         </w:rPr>
         <w:t xml:space="preserve">David de Roode:</w:t>
       </w:r>
@@ -2370,9 +2369,9 @@
       </w:r>
       <w:r>
         <w:rPr>
-          <w:b w:val="true"/>
-          <w:bCs w:val="true"/>
-          <w:color w:val="6600CC"/>
+          <w:b/>
+          <w:bCs/>
+          <w:color w:val="9C5DE1"/>
         </w:rPr>
         <w:t xml:space="preserve">Victoria Beard:</w:t>
       </w:r>
@@ -2395,9 +2394,9 @@
       </w:r>
       <w:r>
         <w:rPr>
-          <w:b w:val="true"/>
-          <w:bCs w:val="true"/>
-          <w:color w:val="DE4A1D"/>
+          <w:b/>
+          <w:bCs/>
+          <w:color w:val="DC7D3E"/>
         </w:rPr>
         <w:t xml:space="preserve">Tripp Edwards:</w:t>
       </w:r>
@@ -2420,9 +2419,9 @@
       </w:r>
       <w:r>
         <w:rPr>
-          <w:b w:val="true"/>
-          <w:bCs w:val="true"/>
-          <w:color w:val="DE4A1D"/>
+          <w:b/>
+          <w:bCs/>
+          <w:color w:val="DC7D3E"/>
         </w:rPr>
         <w:t xml:space="preserve">Tripp Edwards:</w:t>
       </w:r>
@@ -2454,9 +2453,9 @@
       </w:r>
       <w:r>
         <w:rPr>
-          <w:b w:val="true"/>
-          <w:bCs w:val="true"/>
-          <w:color w:val="DE4A1D"/>
+          <w:b/>
+          <w:bCs/>
+          <w:color w:val="DC7D3E"/>
         </w:rPr>
         <w:t xml:space="preserve">Tripp Edwards:</w:t>
       </w:r>
@@ -2479,9 +2478,9 @@
       </w:r>
       <w:r>
         <w:rPr>
-          <w:b w:val="true"/>
-          <w:bCs w:val="true"/>
-          <w:color w:val="DE4A1D"/>
+          <w:b/>
+          <w:bCs/>
+          <w:color w:val="DC7D3E"/>
         </w:rPr>
         <w:t xml:space="preserve">Tripp Edwards:</w:t>
       </w:r>
@@ -2504,9 +2503,9 @@
       </w:r>
       <w:r>
         <w:rPr>
-          <w:b w:val="true"/>
-          <w:bCs w:val="true"/>
-          <w:color w:val="DE4A1D"/>
+          <w:b/>
+          <w:bCs/>
+          <w:color w:val="DC7D3E"/>
         </w:rPr>
         <w:t xml:space="preserve">Tripp Edwards:</w:t>
       </w:r>
@@ -2538,9 +2537,9 @@
       </w:r>
       <w:r>
         <w:rPr>
-          <w:b w:val="true"/>
-          <w:bCs w:val="true"/>
-          <w:color w:val="DE4A1D"/>
+          <w:b/>
+          <w:bCs/>
+          <w:color w:val="DC7D3E"/>
         </w:rPr>
         <w:t xml:space="preserve">Tripp Edwards:</w:t>
       </w:r>
@@ -2563,9 +2562,9 @@
       </w:r>
       <w:r>
         <w:rPr>
-          <w:b w:val="true"/>
-          <w:bCs w:val="true"/>
-          <w:color w:val="DE4A1D"/>
+          <w:b/>
+          <w:bCs/>
+          <w:color w:val="DC7D3E"/>
         </w:rPr>
         <w:t xml:space="preserve">Tripp Edwards:</w:t>
       </w:r>
@@ -2597,9 +2596,9 @@
       </w:r>
       <w:r>
         <w:rPr>
-          <w:b w:val="true"/>
-          <w:bCs w:val="true"/>
-          <w:color w:val="DE4A1D"/>
+          <w:b/>
+          <w:bCs/>
+          <w:color w:val="DC7D3E"/>
         </w:rPr>
         <w:t xml:space="preserve">Tripp Edwards:</w:t>
       </w:r>
@@ -2622,9 +2621,9 @@
       </w:r>
       <w:r>
         <w:rPr>
-          <w:b w:val="true"/>
-          <w:bCs w:val="true"/>
-          <w:color w:val="DE4A1D"/>
+          <w:b/>
+          <w:bCs/>
+          <w:color w:val="DC7D3E"/>
         </w:rPr>
         <w:t xml:space="preserve">Tripp Edwards:</w:t>
       </w:r>
@@ -2647,9 +2646,9 @@
       </w:r>
       <w:r>
         <w:rPr>
-          <w:b w:val="true"/>
-          <w:bCs w:val="true"/>
-          <w:color w:val="DE4A1D"/>
+          <w:b/>
+          <w:bCs/>
+          <w:color w:val="DC7D3E"/>
         </w:rPr>
         <w:t xml:space="preserve">Tripp Edwards:</w:t>
       </w:r>
@@ -2681,9 +2680,9 @@
       </w:r>
       <w:r>
         <w:rPr>
-          <w:b w:val="true"/>
-          <w:bCs w:val="true"/>
-          <w:color w:val="DE4A1D"/>
+          <w:b/>
+          <w:bCs/>
+          <w:color w:val="DC7D3E"/>
         </w:rPr>
         <w:t xml:space="preserve">Tripp Edwards:</w:t>
       </w:r>
@@ -2706,9 +2705,9 @@
       </w:r>
       <w:r>
         <w:rPr>
-          <w:b w:val="true"/>
-          <w:bCs w:val="true"/>
-          <w:color w:val="DE4A1D"/>
+          <w:b/>
+          <w:bCs/>
+          <w:color w:val="DC7D3E"/>
         </w:rPr>
         <w:t xml:space="preserve">Tripp Edwards:</w:t>
       </w:r>
@@ -2731,9 +2730,9 @@
       </w:r>
       <w:r>
         <w:rPr>
-          <w:b w:val="true"/>
-          <w:bCs w:val="true"/>
-          <w:color w:val="DE4A1D"/>
+          <w:b/>
+          <w:bCs/>
+          <w:color w:val="DC7D3E"/>
         </w:rPr>
         <w:t xml:space="preserve">Tripp Edwards:</w:t>
       </w:r>
@@ -2756,9 +2755,9 @@
       </w:r>
       <w:r>
         <w:rPr>
-          <w:b w:val="true"/>
-          <w:bCs w:val="true"/>
-          <w:color w:val="72B372"/>
+          <w:b/>
+          <w:bCs/>
+          <w:color w:val="489872"/>
         </w:rPr>
         <w:t xml:space="preserve">David de Roode:</w:t>
       </w:r>
@@ -2781,9 +2780,9 @@
       </w:r>
       <w:r>
         <w:rPr>
-          <w:b w:val="true"/>
-          <w:bCs w:val="true"/>
-          <w:color w:val="DE4A1D"/>
+          <w:b/>
+          <w:bCs/>
+          <w:color w:val="DC7D3E"/>
         </w:rPr>
         <w:t xml:space="preserve">Tripp Edwards:</w:t>
       </w:r>
@@ -2815,9 +2814,9 @@
       </w:r>
       <w:r>
         <w:rPr>
-          <w:b w:val="true"/>
-          <w:bCs w:val="true"/>
-          <w:color w:val="DE4A1D"/>
+          <w:b/>
+          <w:bCs/>
+          <w:color w:val="DC7D3E"/>
         </w:rPr>
         <w:t xml:space="preserve">Tripp Edwards:</w:t>
       </w:r>
@@ -2840,9 +2839,9 @@
       </w:r>
       <w:r>
         <w:rPr>
-          <w:b w:val="true"/>
-          <w:bCs w:val="true"/>
-          <w:color w:val="DE4A1D"/>
+          <w:b/>
+          <w:bCs/>
+          <w:color w:val="DC7D3E"/>
         </w:rPr>
         <w:t xml:space="preserve">Tripp Edwards:</w:t>
       </w:r>
@@ -2865,9 +2864,9 @@
       </w:r>
       <w:r>
         <w:rPr>
-          <w:b w:val="true"/>
-          <w:bCs w:val="true"/>
-          <w:color w:val="DE4A1D"/>
+          <w:b/>
+          <w:bCs/>
+          <w:color w:val="DC7D3E"/>
         </w:rPr>
         <w:t xml:space="preserve">Tripp Edwards:</w:t>
       </w:r>
@@ -2899,9 +2898,9 @@
       </w:r>
       <w:r>
         <w:rPr>
-          <w:b w:val="true"/>
-          <w:bCs w:val="true"/>
-          <w:color w:val="72B372"/>
+          <w:b/>
+          <w:bCs/>
+          <w:color w:val="489872"/>
         </w:rPr>
         <w:t xml:space="preserve">David de Roode:</w:t>
       </w:r>
@@ -2924,9 +2923,9 @@
       </w:r>
       <w:r>
         <w:rPr>
-          <w:b w:val="true"/>
-          <w:bCs w:val="true"/>
-          <w:color w:val="72B372"/>
+          <w:b/>
+          <w:bCs/>
+          <w:color w:val="489872"/>
         </w:rPr>
         <w:t xml:space="preserve">David de Roode:</w:t>
       </w:r>
@@ -2949,9 +2948,9 @@
       </w:r>
       <w:r>
         <w:rPr>
-          <w:b w:val="true"/>
-          <w:bCs w:val="true"/>
-          <w:color w:val="DE4A1D"/>
+          <w:b/>
+          <w:bCs/>
+          <w:color w:val="DC7D3E"/>
         </w:rPr>
         <w:t xml:space="preserve">Tripp Edwards:</w:t>
       </w:r>
@@ -2983,9 +2982,9 @@
       </w:r>
       <w:r>
         <w:rPr>
-          <w:b w:val="true"/>
-          <w:bCs w:val="true"/>
-          <w:color w:val="DE4A1D"/>
+          <w:b/>
+          <w:bCs/>
+          <w:color w:val="DC7D3E"/>
         </w:rPr>
         <w:t xml:space="preserve">Tripp Edwards:</w:t>
       </w:r>
@@ -3008,9 +3007,9 @@
       </w:r>
       <w:r>
         <w:rPr>
-          <w:b w:val="true"/>
-          <w:bCs w:val="true"/>
-          <w:color w:val="DE4A1D"/>
+          <w:b/>
+          <w:bCs/>
+          <w:color w:val="DC7D3E"/>
         </w:rPr>
         <w:t xml:space="preserve">Tripp Edwards:</w:t>
       </w:r>
@@ -3033,9 +3032,9 @@
       </w:r>
       <w:r>
         <w:rPr>
-          <w:b w:val="true"/>
-          <w:bCs w:val="true"/>
-          <w:color w:val="72B372"/>
+          <w:b/>
+          <w:bCs/>
+          <w:color w:val="489872"/>
         </w:rPr>
         <w:t xml:space="preserve">David de Roode:</w:t>
       </w:r>
@@ -3058,9 +3057,9 @@
       </w:r>
       <w:r>
         <w:rPr>
-          <w:b w:val="true"/>
-          <w:bCs w:val="true"/>
-          <w:color w:val="DE4A1D"/>
+          <w:b/>
+          <w:bCs/>
+          <w:color w:val="DC7D3E"/>
         </w:rPr>
         <w:t xml:space="preserve">Tripp Edwards:</w:t>
       </w:r>
@@ -3083,9 +3082,9 @@
       </w:r>
       <w:r>
         <w:rPr>
-          <w:b w:val="true"/>
-          <w:bCs w:val="true"/>
-          <w:color w:val="72B372"/>
+          <w:b/>
+          <w:bCs/>
+          <w:color w:val="489872"/>
         </w:rPr>
         <w:t xml:space="preserve">David de Roode:</w:t>
       </w:r>
@@ -3108,9 +3107,9 @@
       </w:r>
       <w:r>
         <w:rPr>
-          <w:b w:val="true"/>
-          <w:bCs w:val="true"/>
-          <w:color w:val="6600CC"/>
+          <w:b/>
+          <w:bCs/>
+          <w:color w:val="9C5DE1"/>
         </w:rPr>
         <w:t xml:space="preserve">Victoria Beard:</w:t>
       </w:r>
@@ -3133,9 +3132,9 @@
       </w:r>
       <w:r>
         <w:rPr>
-          <w:b w:val="true"/>
-          <w:bCs w:val="true"/>
-          <w:color w:val="DE4A1D"/>
+          <w:b/>
+          <w:bCs/>
+          <w:color w:val="DC7D3E"/>
         </w:rPr>
         <w:t xml:space="preserve">Tripp Edwards:</w:t>
       </w:r>
@@ -3158,9 +3157,9 @@
       </w:r>
       <w:r>
         <w:rPr>
-          <w:b w:val="true"/>
-          <w:bCs w:val="true"/>
-          <w:color w:val="DE4A1D"/>
+          <w:b/>
+          <w:bCs/>
+          <w:color w:val="DC7D3E"/>
         </w:rPr>
         <w:t xml:space="preserve">Tripp Edwards:</w:t>
       </w:r>
@@ -3192,9 +3191,9 @@
       </w:r>
       <w:r>
         <w:rPr>
-          <w:b w:val="true"/>
-          <w:bCs w:val="true"/>
-          <w:color w:val="6600CC"/>
+          <w:b/>
+          <w:bCs/>
+          <w:color w:val="9C5DE1"/>
         </w:rPr>
         <w:t xml:space="preserve">Victoria Beard:</w:t>
       </w:r>
@@ -3217,9 +3216,9 @@
       </w:r>
       <w:r>
         <w:rPr>
-          <w:b w:val="true"/>
-          <w:bCs w:val="true"/>
-          <w:color w:val="DE4A1D"/>
+          <w:b/>
+          <w:bCs/>
+          <w:color w:val="DC7D3E"/>
         </w:rPr>
         <w:t xml:space="preserve">Tripp Edwards:</w:t>
       </w:r>
@@ -3242,9 +3241,9 @@
       </w:r>
       <w:r>
         <w:rPr>
-          <w:b w:val="true"/>
-          <w:bCs w:val="true"/>
-          <w:color w:val="72B372"/>
+          <w:b/>
+          <w:bCs/>
+          <w:color w:val="489872"/>
         </w:rPr>
         <w:t xml:space="preserve">David de Roode:</w:t>
       </w:r>
@@ -3267,9 +3266,9 @@
       </w:r>
       <w:r>
         <w:rPr>
-          <w:b w:val="true"/>
-          <w:bCs w:val="true"/>
-          <w:color w:val="DE4A1D"/>
+          <w:b/>
+          <w:bCs/>
+          <w:color w:val="DC7D3E"/>
         </w:rPr>
         <w:t xml:space="preserve">Tripp Edwards:</w:t>
       </w:r>
@@ -3292,9 +3291,9 @@
       </w:r>
       <w:r>
         <w:rPr>
-          <w:b w:val="true"/>
-          <w:bCs w:val="true"/>
-          <w:color w:val="72B372"/>
+          <w:b/>
+          <w:bCs/>
+          <w:color w:val="489872"/>
         </w:rPr>
         <w:t xml:space="preserve">David de Roode:</w:t>
       </w:r>
@@ -3317,9 +3316,9 @@
       </w:r>
       <w:r>
         <w:rPr>
-          <w:b w:val="true"/>
-          <w:bCs w:val="true"/>
-          <w:color w:val="72B372"/>
+          <w:b/>
+          <w:bCs/>
+          <w:color w:val="489872"/>
         </w:rPr>
         <w:t xml:space="preserve">David de Roode:</w:t>
       </w:r>
@@ -3351,9 +3350,9 @@
       </w:r>
       <w:r>
         <w:rPr>
-          <w:b w:val="true"/>
-          <w:bCs w:val="true"/>
-          <w:color w:val="72B372"/>
+          <w:b/>
+          <w:bCs/>
+          <w:color w:val="489872"/>
         </w:rPr>
         <w:t xml:space="preserve">David de Roode:</w:t>
       </w:r>
@@ -3376,9 +3375,9 @@
       </w:r>
       <w:r>
         <w:rPr>
-          <w:b w:val="true"/>
-          <w:bCs w:val="true"/>
-          <w:color w:val="72B372"/>
+          <w:b/>
+          <w:bCs/>
+          <w:color w:val="489872"/>
         </w:rPr>
         <w:t xml:space="preserve">David de Roode:</w:t>
       </w:r>
@@ -3401,9 +3400,9 @@
       </w:r>
       <w:r>
         <w:rPr>
-          <w:b w:val="true"/>
-          <w:bCs w:val="true"/>
-          <w:color w:val="DE4A1D"/>
+          <w:b/>
+          <w:bCs/>
+          <w:color w:val="DC7D3E"/>
         </w:rPr>
         <w:t xml:space="preserve">Tripp Edwards:</w:t>
       </w:r>
@@ -3426,9 +3425,9 @@
       </w:r>
       <w:r>
         <w:rPr>
-          <w:b w:val="true"/>
-          <w:bCs w:val="true"/>
-          <w:color w:val="72B372"/>
+          <w:b/>
+          <w:bCs/>
+          <w:color w:val="489872"/>
         </w:rPr>
         <w:t xml:space="preserve">David de Roode:</w:t>
       </w:r>
@@ -3451,9 +3450,9 @@
       </w:r>
       <w:r>
         <w:rPr>
-          <w:b w:val="true"/>
-          <w:bCs w:val="true"/>
-          <w:color w:val="DE4A1D"/>
+          <w:b/>
+          <w:bCs/>
+          <w:color w:val="DC7D3E"/>
         </w:rPr>
         <w:t xml:space="preserve">Tripp Edwards:</w:t>
       </w:r>
@@ -3485,9 +3484,9 @@
       </w:r>
       <w:r>
         <w:rPr>
-          <w:b w:val="true"/>
-          <w:bCs w:val="true"/>
-          <w:color w:val="72B372"/>
+          <w:b/>
+          <w:bCs/>
+          <w:color w:val="489872"/>
         </w:rPr>
         <w:t xml:space="preserve">David de Roode:</w:t>
       </w:r>
@@ -3510,9 +3509,9 @@
       </w:r>
       <w:r>
         <w:rPr>
-          <w:b w:val="true"/>
-          <w:bCs w:val="true"/>
-          <w:color w:val="DE4A1D"/>
+          <w:b/>
+          <w:bCs/>
+          <w:color w:val="DC7D3E"/>
         </w:rPr>
         <w:t xml:space="preserve">Tripp Edwards:</w:t>
       </w:r>
@@ -3535,9 +3534,9 @@
       </w:r>
       <w:r>
         <w:rPr>
-          <w:b w:val="true"/>
-          <w:bCs w:val="true"/>
-          <w:color w:val="DE4A1D"/>
+          <w:b/>
+          <w:bCs/>
+          <w:color w:val="DC7D3E"/>
         </w:rPr>
         <w:t xml:space="preserve">Tripp Edwards:</w:t>
       </w:r>
@@ -3560,9 +3559,9 @@
       </w:r>
       <w:r>
         <w:rPr>
-          <w:b w:val="true"/>
-          <w:bCs w:val="true"/>
-          <w:color w:val="DE4A1D"/>
+          <w:b/>
+          <w:bCs/>
+          <w:color w:val="DC7D3E"/>
         </w:rPr>
         <w:t xml:space="preserve">Tripp Edwards:</w:t>
       </w:r>
@@ -3594,9 +3593,9 @@
       </w:r>
       <w:r>
         <w:rPr>
-          <w:b w:val="true"/>
-          <w:bCs w:val="true"/>
-          <w:color w:val="DE4A1D"/>
+          <w:b/>
+          <w:bCs/>
+          <w:color w:val="DC7D3E"/>
         </w:rPr>
         <w:t xml:space="preserve">Tripp Edwards:</w:t>
       </w:r>
@@ -3619,9 +3618,9 @@
       </w:r>
       <w:r>
         <w:rPr>
-          <w:b w:val="true"/>
-          <w:bCs w:val="true"/>
-          <w:color w:val="DE4A1D"/>
+          <w:b/>
+          <w:bCs/>
+          <w:color w:val="DC7D3E"/>
         </w:rPr>
         <w:t xml:space="preserve">Tripp Edwards:</w:t>
       </w:r>
@@ -3644,9 +3643,9 @@
       </w:r>
       <w:r>
         <w:rPr>
-          <w:b w:val="true"/>
-          <w:bCs w:val="true"/>
-          <w:color w:val="6600CC"/>
+          <w:b/>
+          <w:bCs/>
+          <w:color w:val="9C5DE1"/>
         </w:rPr>
         <w:t xml:space="preserve">Victoria Beard:</w:t>
       </w:r>
@@ -3669,9 +3668,9 @@
       </w:r>
       <w:r>
         <w:rPr>
-          <w:b w:val="true"/>
-          <w:bCs w:val="true"/>
-          <w:color w:val="DE4A1D"/>
+          <w:b/>
+          <w:bCs/>
+          <w:color w:val="DC7D3E"/>
         </w:rPr>
         <w:t xml:space="preserve">Tripp Edwards:</w:t>
       </w:r>
@@ -3694,9 +3693,9 @@
       </w:r>
       <w:r>
         <w:rPr>
-          <w:b w:val="true"/>
-          <w:bCs w:val="true"/>
-          <w:color w:val="DE4A1D"/>
+          <w:b/>
+          <w:bCs/>
+          <w:color w:val="DC7D3E"/>
         </w:rPr>
         <w:t xml:space="preserve">Tripp Edwards:</w:t>
       </w:r>
@@ -3728,9 +3727,9 @@
       </w:r>
       <w:r>
         <w:rPr>
-          <w:b w:val="true"/>
-          <w:bCs w:val="true"/>
-          <w:color w:val="DE4A1D"/>
+          <w:b/>
+          <w:bCs/>
+          <w:color w:val="DC7D3E"/>
         </w:rPr>
         <w:t xml:space="preserve">Tripp Edwards:</w:t>
       </w:r>
@@ -3753,9 +3752,9 @@
       </w:r>
       <w:r>
         <w:rPr>
-          <w:b w:val="true"/>
-          <w:bCs w:val="true"/>
-          <w:color w:val="DE4A1D"/>
+          <w:b/>
+          <w:bCs/>
+          <w:color w:val="DC7D3E"/>
         </w:rPr>
         <w:t xml:space="preserve">Tripp Edwards:</w:t>
       </w:r>
@@ -3778,9 +3777,9 @@
       </w:r>
       <w:r>
         <w:rPr>
-          <w:b w:val="true"/>
-          <w:bCs w:val="true"/>
-          <w:color w:val="6600CC"/>
+          <w:b/>
+          <w:bCs/>
+          <w:color w:val="9C5DE1"/>
         </w:rPr>
         <w:t xml:space="preserve">Victoria Beard:</w:t>
       </w:r>
@@ -3803,9 +3802,9 @@
       </w:r>
       <w:r>
         <w:rPr>
-          <w:b w:val="true"/>
-          <w:bCs w:val="true"/>
-          <w:color w:val="DE4A1D"/>
+          <w:b/>
+          <w:bCs/>
+          <w:color w:val="DC7D3E"/>
         </w:rPr>
         <w:t xml:space="preserve">Tripp Edwards:</w:t>
       </w:r>
@@ -3837,9 +3836,9 @@
       </w:r>
       <w:r>
         <w:rPr>
-          <w:b w:val="true"/>
-          <w:bCs w:val="true"/>
-          <w:color w:val="6600CC"/>
+          <w:b/>
+          <w:bCs/>
+          <w:color w:val="9C5DE1"/>
         </w:rPr>
         <w:t xml:space="preserve">Victoria Beard:</w:t>
       </w:r>
@@ -3862,9 +3861,9 @@
       </w:r>
       <w:r>
         <w:rPr>
-          <w:b w:val="true"/>
-          <w:bCs w:val="true"/>
-          <w:color w:val="DE4A1D"/>
+          <w:b/>
+          <w:bCs/>
+          <w:color w:val="DC7D3E"/>
         </w:rPr>
         <w:t xml:space="preserve">Tripp Edwards:</w:t>
       </w:r>
@@ -3887,9 +3886,9 @@
       </w:r>
       <w:r>
         <w:rPr>
-          <w:b w:val="true"/>
-          <w:bCs w:val="true"/>
-          <w:color w:val="72B372"/>
+          <w:b/>
+          <w:bCs/>
+          <w:color w:val="489872"/>
         </w:rPr>
         <w:t xml:space="preserve">David de Roode:</w:t>
       </w:r>
@@ -3912,9 +3911,9 @@
       </w:r>
       <w:r>
         <w:rPr>
-          <w:b w:val="true"/>
-          <w:bCs w:val="true"/>
-          <w:color w:val="DE4A1D"/>
+          <w:b/>
+          <w:bCs/>
+          <w:color w:val="DC7D3E"/>
         </w:rPr>
         <w:t xml:space="preserve">Tripp Edwards:</w:t>
       </w:r>
@@ -3937,9 +3936,9 @@
       </w:r>
       <w:r>
         <w:rPr>
-          <w:b w:val="true"/>
-          <w:bCs w:val="true"/>
-          <w:color w:val="DE4A1D"/>
+          <w:b/>
+          <w:bCs/>
+          <w:color w:val="DC7D3E"/>
         </w:rPr>
         <w:t xml:space="preserve">Tripp Edwards:</w:t>
       </w:r>
@@ -3962,9 +3961,9 @@
       </w:r>
       <w:r>
         <w:rPr>
-          <w:b w:val="true"/>
-          <w:bCs w:val="true"/>
-          <w:color w:val="DE4A1D"/>
+          <w:b/>
+          <w:bCs/>
+          <w:color w:val="DC7D3E"/>
         </w:rPr>
         <w:t xml:space="preserve">Tripp Edwards:</w:t>
       </w:r>
@@ -3996,9 +3995,9 @@
       </w:r>
       <w:r>
         <w:rPr>
-          <w:b w:val="true"/>
-          <w:bCs w:val="true"/>
-          <w:color w:val="DE4A1D"/>
+          <w:b/>
+          <w:bCs/>
+          <w:color w:val="DC7D3E"/>
         </w:rPr>
         <w:t xml:space="preserve">Tripp Edwards:</w:t>
       </w:r>
@@ -4021,9 +4020,9 @@
       </w:r>
       <w:r>
         <w:rPr>
-          <w:b w:val="true"/>
-          <w:bCs w:val="true"/>
-          <w:color w:val="72B372"/>
+          <w:b/>
+          <w:bCs/>
+          <w:color w:val="489872"/>
         </w:rPr>
         <w:t xml:space="preserve">David de Roode:</w:t>
       </w:r>
@@ -4046,9 +4045,9 @@
       </w:r>
       <w:r>
         <w:rPr>
-          <w:b w:val="true"/>
-          <w:bCs w:val="true"/>
-          <w:color w:val="DE4A1D"/>
+          <w:b/>
+          <w:bCs/>
+          <w:color w:val="DC7D3E"/>
         </w:rPr>
         <w:t xml:space="preserve">Tripp Edwards:</w:t>
       </w:r>
@@ -4080,9 +4079,9 @@
       </w:r>
       <w:r>
         <w:rPr>
-          <w:b w:val="true"/>
-          <w:bCs w:val="true"/>
-          <w:color w:val="72B372"/>
+          <w:b/>
+          <w:bCs/>
+          <w:color w:val="489872"/>
         </w:rPr>
         <w:t xml:space="preserve">David de Roode:</w:t>
       </w:r>
@@ -4105,9 +4104,9 @@
       </w:r>
       <w:r>
         <w:rPr>
-          <w:b w:val="true"/>
-          <w:bCs w:val="true"/>
-          <w:color w:val="DE4A1D"/>
+          <w:b/>
+          <w:bCs/>
+          <w:color w:val="DC7D3E"/>
         </w:rPr>
         <w:t xml:space="preserve">Tripp Edwards:</w:t>
       </w:r>
@@ -4130,9 +4129,9 @@
       </w:r>
       <w:r>
         <w:rPr>
-          <w:b w:val="true"/>
-          <w:bCs w:val="true"/>
-          <w:color w:val="DE4A1D"/>
+          <w:b/>
+          <w:bCs/>
+          <w:color w:val="DC7D3E"/>
         </w:rPr>
         <w:t xml:space="preserve">Tripp Edwards:</w:t>
       </w:r>
@@ -4155,9 +4154,9 @@
       </w:r>
       <w:r>
         <w:rPr>
-          <w:b w:val="true"/>
-          <w:bCs w:val="true"/>
-          <w:color w:val="6600CC"/>
+          <w:b/>
+          <w:bCs/>
+          <w:color w:val="9C5DE1"/>
         </w:rPr>
         <w:t xml:space="preserve">Victoria Beard:</w:t>
       </w:r>
@@ -4180,9 +4179,9 @@
       </w:r>
       <w:r>
         <w:rPr>
-          <w:b w:val="true"/>
-          <w:bCs w:val="true"/>
-          <w:color w:val="DE4A1D"/>
+          <w:b/>
+          <w:bCs/>
+          <w:color w:val="DC7D3E"/>
         </w:rPr>
         <w:t xml:space="preserve">Tripp Edwards:</w:t>
       </w:r>
@@ -4205,9 +4204,9 @@
       </w:r>
       <w:r>
         <w:rPr>
-          <w:b w:val="true"/>
-          <w:bCs w:val="true"/>
-          <w:color w:val="72B372"/>
+          <w:b/>
+          <w:bCs/>
+          <w:color w:val="489872"/>
         </w:rPr>
         <w:t xml:space="preserve">David de Roode:</w:t>
       </w:r>
@@ -4230,9 +4229,9 @@
       </w:r>
       <w:r>
         <w:rPr>
-          <w:b w:val="true"/>
-          <w:bCs w:val="true"/>
-          <w:color w:val="6600CC"/>
+          <w:b/>
+          <w:bCs/>
+          <w:color w:val="9C5DE1"/>
         </w:rPr>
         <w:t xml:space="preserve">Victoria Beard:</w:t>
       </w:r>
@@ -4264,9 +4263,9 @@
       </w:r>
       <w:r>
         <w:rPr>
-          <w:b w:val="true"/>
-          <w:bCs w:val="true"/>
-          <w:color w:val="6600CC"/>
+          <w:b/>
+          <w:bCs/>
+          <w:color w:val="9C5DE1"/>
         </w:rPr>
         <w:t xml:space="preserve">Victoria Beard:</w:t>
       </w:r>
@@ -4289,9 +4288,9 @@
       </w:r>
       <w:r>
         <w:rPr>
-          <w:b w:val="true"/>
-          <w:bCs w:val="true"/>
-          <w:color w:val="DE4A1D"/>
+          <w:b/>
+          <w:bCs/>
+          <w:color w:val="DC7D3E"/>
         </w:rPr>
         <w:t xml:space="preserve">Tripp Edwards:</w:t>
       </w:r>
@@ -4314,9 +4313,9 @@
       </w:r>
       <w:r>
         <w:rPr>
-          <w:b w:val="true"/>
-          <w:bCs w:val="true"/>
-          <w:color w:val="DE4A1D"/>
+          <w:b/>
+          <w:bCs/>
+          <w:color w:val="DC7D3E"/>
         </w:rPr>
         <w:t xml:space="preserve">Tripp Edwards:</w:t>
       </w:r>
@@ -4339,9 +4338,9 @@
       </w:r>
       <w:r>
         <w:rPr>
-          <w:b w:val="true"/>
-          <w:bCs w:val="true"/>
-          <w:color w:val="DE4A1D"/>
+          <w:b/>
+          <w:bCs/>
+          <w:color w:val="DC7D3E"/>
         </w:rPr>
         <w:t xml:space="preserve">Tripp Edwards:</w:t>
       </w:r>
@@ -4373,9 +4372,9 @@
       </w:r>
       <w:r>
         <w:rPr>
-          <w:b w:val="true"/>
-          <w:bCs w:val="true"/>
-          <w:color w:val="DE4A1D"/>
+          <w:b/>
+          <w:bCs/>
+          <w:color w:val="DC7D3E"/>
         </w:rPr>
         <w:t xml:space="preserve">Tripp Edwards:</w:t>
       </w:r>
@@ -4398,9 +4397,9 @@
       </w:r>
       <w:r>
         <w:rPr>
-          <w:b w:val="true"/>
-          <w:bCs w:val="true"/>
-          <w:color w:val="DE4A1D"/>
+          <w:b/>
+          <w:bCs/>
+          <w:color w:val="DC7D3E"/>
         </w:rPr>
         <w:t xml:space="preserve">Tripp Edwards:</w:t>
       </w:r>
@@ -4423,9 +4422,9 @@
       </w:r>
       <w:r>
         <w:rPr>
-          <w:b w:val="true"/>
-          <w:bCs w:val="true"/>
-          <w:color w:val="6600CC"/>
+          <w:b/>
+          <w:bCs/>
+          <w:color w:val="9C5DE1"/>
         </w:rPr>
         <w:t xml:space="preserve">Victoria Beard:</w:t>
       </w:r>
@@ -4448,9 +4447,9 @@
       </w:r>
       <w:r>
         <w:rPr>
-          <w:b w:val="true"/>
-          <w:bCs w:val="true"/>
-          <w:color w:val="DE4A1D"/>
+          <w:b/>
+          <w:bCs/>
+          <w:color w:val="DC7D3E"/>
         </w:rPr>
         <w:t xml:space="preserve">Tripp Edwards:</w:t>
       </w:r>
@@ -4473,9 +4472,9 @@
       </w:r>
       <w:r>
         <w:rPr>
-          <w:b w:val="true"/>
-          <w:bCs w:val="true"/>
-          <w:color w:val="6600CC"/>
+          <w:b/>
+          <w:bCs/>
+          <w:color w:val="9C5DE1"/>
         </w:rPr>
         <w:t xml:space="preserve">Victoria Beard:</w:t>
       </w:r>
@@ -4498,9 +4497,9 @@
       </w:r>
       <w:r>
         <w:rPr>
-          <w:b w:val="true"/>
-          <w:bCs w:val="true"/>
-          <w:color w:val="DE4A1D"/>
+          <w:b/>
+          <w:bCs/>
+          <w:color w:val="DC7D3E"/>
         </w:rPr>
         <w:t xml:space="preserve">Tripp Edwards:</w:t>
       </w:r>
@@ -4523,9 +4522,9 @@
       </w:r>
       <w:r>
         <w:rPr>
-          <w:b w:val="true"/>
-          <w:bCs w:val="true"/>
-          <w:color w:val="6600CC"/>
+          <w:b/>
+          <w:bCs/>
+          <w:color w:val="9C5DE1"/>
         </w:rPr>
         <w:t xml:space="preserve">Victoria Beard:</w:t>
       </w:r>
@@ -4548,9 +4547,9 @@
       </w:r>
       <w:r>
         <w:rPr>
-          <w:b w:val="true"/>
-          <w:bCs w:val="true"/>
-          <w:color w:val="DE4A1D"/>
+          <w:b/>
+          <w:bCs/>
+          <w:color w:val="DC7D3E"/>
         </w:rPr>
         <w:t xml:space="preserve">Tripp Edwards:</w:t>
       </w:r>
@@ -4573,9 +4572,9 @@
       </w:r>
       <w:r>
         <w:rPr>
-          <w:b w:val="true"/>
-          <w:bCs w:val="true"/>
-          <w:color w:val="DE4A1D"/>
+          <w:b/>
+          <w:bCs/>
+          <w:color w:val="DC7D3E"/>
         </w:rPr>
         <w:t xml:space="preserve">Tripp Edwards:</w:t>
       </w:r>
@@ -4598,9 +4597,9 @@
       </w:r>
       <w:r>
         <w:rPr>
-          <w:b w:val="true"/>
-          <w:bCs w:val="true"/>
-          <w:color w:val="72B372"/>
+          <w:b/>
+          <w:bCs/>
+          <w:color w:val="489872"/>
         </w:rPr>
         <w:t xml:space="preserve">David de Roode:</w:t>
       </w:r>
@@ -4632,9 +4631,9 @@
       </w:r>
       <w:r>
         <w:rPr>
-          <w:b w:val="true"/>
-          <w:bCs w:val="true"/>
-          <w:color w:val="72B372"/>
+          <w:b/>
+          <w:bCs/>
+          <w:color w:val="489872"/>
         </w:rPr>
         <w:t xml:space="preserve">David de Roode:</w:t>
       </w:r>
@@ -4657,9 +4656,9 @@
       </w:r>
       <w:r>
         <w:rPr>
-          <w:b w:val="true"/>
-          <w:bCs w:val="true"/>
-          <w:color w:val="DE4A1D"/>
+          <w:b/>
+          <w:bCs/>
+          <w:color w:val="DC7D3E"/>
         </w:rPr>
         <w:t xml:space="preserve">Tripp Edwards:</w:t>
       </w:r>
@@ -4682,9 +4681,9 @@
       </w:r>
       <w:r>
         <w:rPr>
-          <w:b w:val="true"/>
-          <w:bCs w:val="true"/>
-          <w:color w:val="DE4A1D"/>
+          <w:b/>
+          <w:bCs/>
+          <w:color w:val="DC7D3E"/>
         </w:rPr>
         <w:t xml:space="preserve">Tripp Edwards:</w:t>
       </w:r>
@@ -4716,9 +4715,9 @@
       </w:r>
       <w:r>
         <w:rPr>
-          <w:b w:val="true"/>
-          <w:bCs w:val="true"/>
-          <w:color w:val="DE4A1D"/>
+          <w:b/>
+          <w:bCs/>
+          <w:color w:val="DC7D3E"/>
         </w:rPr>
         <w:t xml:space="preserve">Tripp Edwards:</w:t>
       </w:r>
@@ -4741,9 +4740,9 @@
       </w:r>
       <w:r>
         <w:rPr>
-          <w:b w:val="true"/>
-          <w:bCs w:val="true"/>
-          <w:color w:val="DE4A1D"/>
+          <w:b/>
+          <w:bCs/>
+          <w:color w:val="DC7D3E"/>
         </w:rPr>
         <w:t xml:space="preserve">Tripp Edwards:</w:t>
       </w:r>
@@ -4775,9 +4774,9 @@
       </w:r>
       <w:r>
         <w:rPr>
-          <w:b w:val="true"/>
-          <w:bCs w:val="true"/>
-          <w:color w:val="DE4A1D"/>
+          <w:b/>
+          <w:bCs/>
+          <w:color w:val="DC7D3E"/>
         </w:rPr>
         <w:t xml:space="preserve">Tripp Edwards:</w:t>
       </w:r>
@@ -4800,9 +4799,9 @@
       </w:r>
       <w:r>
         <w:rPr>
-          <w:b w:val="true"/>
-          <w:bCs w:val="true"/>
-          <w:color w:val="6600CC"/>
+          <w:b/>
+          <w:bCs/>
+          <w:color w:val="9C5DE1"/>
         </w:rPr>
         <w:t xml:space="preserve">Victoria Beard:</w:t>
       </w:r>
@@ -4825,9 +4824,9 @@
       </w:r>
       <w:r>
         <w:rPr>
-          <w:b w:val="true"/>
-          <w:bCs w:val="true"/>
-          <w:color w:val="DE4A1D"/>
+          <w:b/>
+          <w:bCs/>
+          <w:color w:val="DC7D3E"/>
         </w:rPr>
         <w:t xml:space="preserve">Tripp Edwards:</w:t>
       </w:r>
@@ -4850,9 +4849,9 @@
       </w:r>
       <w:r>
         <w:rPr>
-          <w:b w:val="true"/>
-          <w:bCs w:val="true"/>
-          <w:color w:val="DE4A1D"/>
+          <w:b/>
+          <w:bCs/>
+          <w:color w:val="DC7D3E"/>
         </w:rPr>
         <w:t xml:space="preserve">Tripp Edwards:</w:t>
       </w:r>
@@ -4875,9 +4874,9 @@
       </w:r>
       <w:r>
         <w:rPr>
-          <w:b w:val="true"/>
-          <w:bCs w:val="true"/>
-          <w:color w:val="DE4A1D"/>
+          <w:b/>
+          <w:bCs/>
+          <w:color w:val="DC7D3E"/>
         </w:rPr>
         <w:t xml:space="preserve">Tripp Edwards:</w:t>
       </w:r>
@@ -4909,9 +4908,9 @@
       </w:r>
       <w:r>
         <w:rPr>
-          <w:b w:val="true"/>
-          <w:bCs w:val="true"/>
-          <w:color w:val="DE4A1D"/>
+          <w:b/>
+          <w:bCs/>
+          <w:color w:val="DC7D3E"/>
         </w:rPr>
         <w:t xml:space="preserve">Tripp Edwards:</w:t>
       </w:r>
@@ -4934,9 +4933,9 @@
       </w:r>
       <w:r>
         <w:rPr>
-          <w:b w:val="true"/>
-          <w:bCs w:val="true"/>
-          <w:color w:val="DE4A1D"/>
+          <w:b/>
+          <w:bCs/>
+          <w:color w:val="DC7D3E"/>
         </w:rPr>
         <w:t xml:space="preserve">Tripp Edwards:</w:t>
       </w:r>
@@ -4968,9 +4967,9 @@
       </w:r>
       <w:r>
         <w:rPr>
-          <w:b w:val="true"/>
-          <w:bCs w:val="true"/>
-          <w:color w:val="6600CC"/>
+          <w:b/>
+          <w:bCs/>
+          <w:color w:val="9C5DE1"/>
         </w:rPr>
         <w:t xml:space="preserve">Victoria Beard:</w:t>
       </w:r>
@@ -4993,9 +4992,9 @@
       </w:r>
       <w:r>
         <w:rPr>
-          <w:b w:val="true"/>
-          <w:bCs w:val="true"/>
-          <w:color w:val="72B372"/>
+          <w:b/>
+          <w:bCs/>
+          <w:color w:val="489872"/>
         </w:rPr>
         <w:t xml:space="preserve">David de Roode:</w:t>
       </w:r>
@@ -5018,9 +5017,9 @@
       </w:r>
       <w:r>
         <w:rPr>
-          <w:b w:val="true"/>
-          <w:bCs w:val="true"/>
-          <w:color w:val="DE4A1D"/>
+          <w:b/>
+          <w:bCs/>
+          <w:color w:val="DC7D3E"/>
         </w:rPr>
         <w:t xml:space="preserve">Tripp Edwards:</w:t>
       </w:r>
@@ -5052,9 +5051,9 @@
       </w:r>
       <w:r>
         <w:rPr>
-          <w:b w:val="true"/>
-          <w:bCs w:val="true"/>
-          <w:color w:val="DE4A1D"/>
+          <w:b/>
+          <w:bCs/>
+          <w:color w:val="DC7D3E"/>
         </w:rPr>
         <w:t xml:space="preserve">Tripp Edwards:</w:t>
       </w:r>
@@ -5077,9 +5076,9 @@
       </w:r>
       <w:r>
         <w:rPr>
-          <w:b w:val="true"/>
-          <w:bCs w:val="true"/>
-          <w:color w:val="DE4A1D"/>
+          <w:b/>
+          <w:bCs/>
+          <w:color w:val="DC7D3E"/>
         </w:rPr>
         <w:t xml:space="preserve">Tripp Edwards:</w:t>
       </w:r>
@@ -5102,9 +5101,9 @@
       </w:r>
       <w:r>
         <w:rPr>
-          <w:b w:val="true"/>
-          <w:bCs w:val="true"/>
-          <w:color w:val="DE4A1D"/>
+          <w:b/>
+          <w:bCs/>
+          <w:color w:val="DC7D3E"/>
         </w:rPr>
         <w:t xml:space="preserve">Tripp Edwards:</w:t>
       </w:r>
@@ -5127,9 +5126,9 @@
       </w:r>
       <w:r>
         <w:rPr>
-          <w:b w:val="true"/>
-          <w:bCs w:val="true"/>
-          <w:color w:val="72B372"/>
+          <w:b/>
+          <w:bCs/>
+          <w:color w:val="489872"/>
         </w:rPr>
         <w:t xml:space="preserve">David de Roode:</w:t>
       </w:r>
@@ -5161,9 +5160,9 @@
       </w:r>
       <w:r>
         <w:rPr>
-          <w:b w:val="true"/>
-          <w:bCs w:val="true"/>
-          <w:color w:val="72B372"/>
+          <w:b/>
+          <w:bCs/>
+          <w:color w:val="489872"/>
         </w:rPr>
         <w:t xml:space="preserve">David de Roode:</w:t>
       </w:r>
@@ -5186,9 +5185,9 @@
       </w:r>
       <w:r>
         <w:rPr>
-          <w:b w:val="true"/>
-          <w:bCs w:val="true"/>
-          <w:color w:val="6600CC"/>
+          <w:b/>
+          <w:bCs/>
+          <w:color w:val="9C5DE1"/>
         </w:rPr>
         <w:t xml:space="preserve">Victoria Beard:</w:t>
       </w:r>
@@ -5211,9 +5210,9 @@
       </w:r>
       <w:r>
         <w:rPr>
-          <w:b w:val="true"/>
-          <w:bCs w:val="true"/>
-          <w:color w:val="DE4A1D"/>
+          <w:b/>
+          <w:bCs/>
+          <w:color w:val="DC7D3E"/>
         </w:rPr>
         <w:t xml:space="preserve">Tripp Edwards:</w:t>
       </w:r>
@@ -5245,9 +5244,9 @@
       </w:r>
       <w:r>
         <w:rPr>
-          <w:b w:val="true"/>
-          <w:bCs w:val="true"/>
-          <w:color w:val="72B372"/>
+          <w:b/>
+          <w:bCs/>
+          <w:color w:val="489872"/>
         </w:rPr>
         <w:t xml:space="preserve">David de Roode:</w:t>
       </w:r>
@@ -5270,9 +5269,9 @@
       </w:r>
       <w:r>
         <w:rPr>
-          <w:b w:val="true"/>
-          <w:bCs w:val="true"/>
-          <w:color w:val="72B372"/>
+          <w:b/>
+          <w:bCs/>
+          <w:color w:val="489872"/>
         </w:rPr>
         <w:t xml:space="preserve">David de Roode:</w:t>
       </w:r>
@@ -5295,9 +5294,9 @@
       </w:r>
       <w:r>
         <w:rPr>
-          <w:b w:val="true"/>
-          <w:bCs w:val="true"/>
-          <w:color w:val="6600CC"/>
+          <w:b/>
+          <w:bCs/>
+          <w:color w:val="9C5DE1"/>
         </w:rPr>
         <w:t xml:space="preserve">Victoria Beard:</w:t>
       </w:r>
@@ -5320,9 +5319,9 @@
       </w:r>
       <w:r>
         <w:rPr>
-          <w:b w:val="true"/>
-          <w:bCs w:val="true"/>
-          <w:color w:val="6600CC"/>
+          <w:b/>
+          <w:bCs/>
+          <w:color w:val="9C5DE1"/>
         </w:rPr>
         <w:t xml:space="preserve">Victoria Beard:</w:t>
       </w:r>
@@ -5345,9 +5344,9 @@
       </w:r>
       <w:r>
         <w:rPr>
-          <w:b w:val="true"/>
-          <w:bCs w:val="true"/>
-          <w:color w:val="72B372"/>
+          <w:b/>
+          <w:bCs/>
+          <w:color w:val="489872"/>
         </w:rPr>
         <w:t xml:space="preserve">David de Roode:</w:t>
       </w:r>
@@ -5370,9 +5369,9 @@
       </w:r>
       <w:r>
         <w:rPr>
-          <w:b w:val="true"/>
-          <w:bCs w:val="true"/>
-          <w:color w:val="72B372"/>
+          <w:b/>
+          <w:bCs/>
+          <w:color w:val="489872"/>
         </w:rPr>
         <w:t xml:space="preserve">David de Roode:</w:t>
       </w:r>
@@ -5395,9 +5394,9 @@
       </w:r>
       <w:r>
         <w:rPr>
-          <w:b w:val="true"/>
-          <w:bCs w:val="true"/>
-          <w:color w:val="DE4A1D"/>
+          <w:b/>
+          <w:bCs/>
+          <w:color w:val="DC7D3E"/>
         </w:rPr>
         <w:t xml:space="preserve">Tripp Edwards:</w:t>
       </w:r>
@@ -5429,9 +5428,9 @@
       </w:r>
       <w:r>
         <w:rPr>
-          <w:b w:val="true"/>
-          <w:bCs w:val="true"/>
-          <w:color w:val="DE4A1D"/>
+          <w:b/>
+          <w:bCs/>
+          <w:color w:val="DC7D3E"/>
         </w:rPr>
         <w:t xml:space="preserve">Tripp Edwards:</w:t>
       </w:r>
@@ -5454,9 +5453,9 @@
       </w:r>
       <w:r>
         <w:rPr>
-          <w:b w:val="true"/>
-          <w:bCs w:val="true"/>
-          <w:color w:val="DE4A1D"/>
+          <w:b/>
+          <w:bCs/>
+          <w:color w:val="DC7D3E"/>
         </w:rPr>
         <w:t xml:space="preserve">Tripp Edwards:</w:t>
       </w:r>
@@ -5479,9 +5478,9 @@
       </w:r>
       <w:r>
         <w:rPr>
-          <w:b w:val="true"/>
-          <w:bCs w:val="true"/>
-          <w:color w:val="DE4A1D"/>
+          <w:b/>
+          <w:bCs/>
+          <w:color w:val="DC7D3E"/>
         </w:rPr>
         <w:t xml:space="preserve">Tripp Edwards:</w:t>
       </w:r>
@@ -5513,9 +5512,9 @@
       </w:r>
       <w:r>
         <w:rPr>
-          <w:b w:val="true"/>
-          <w:bCs w:val="true"/>
-          <w:color w:val="72B372"/>
+          <w:b/>
+          <w:bCs/>
+          <w:color w:val="489872"/>
         </w:rPr>
         <w:t xml:space="preserve">David de Roode:</w:t>
       </w:r>
@@ -5538,9 +5537,9 @@
       </w:r>
       <w:r>
         <w:rPr>
-          <w:b w:val="true"/>
-          <w:bCs w:val="true"/>
-          <w:color w:val="72B372"/>
+          <w:b/>
+          <w:bCs/>
+          <w:color w:val="489872"/>
         </w:rPr>
         <w:t xml:space="preserve">David de Roode:</w:t>
       </w:r>
@@ -5563,9 +5562,9 @@
       </w:r>
       <w:r>
         <w:rPr>
-          <w:b w:val="true"/>
-          <w:bCs w:val="true"/>
-          <w:color w:val="DE4A1D"/>
+          <w:b/>
+          <w:bCs/>
+          <w:color w:val="DC7D3E"/>
         </w:rPr>
         <w:t xml:space="preserve">Tripp Edwards:</w:t>
       </w:r>
@@ -5588,9 +5587,9 @@
       </w:r>
       <w:r>
         <w:rPr>
-          <w:b w:val="true"/>
-          <w:bCs w:val="true"/>
-          <w:color w:val="DE4A1D"/>
+          <w:b/>
+          <w:bCs/>
+          <w:color w:val="DC7D3E"/>
         </w:rPr>
         <w:t xml:space="preserve">Tripp Edwards:</w:t>
       </w:r>
@@ -5622,9 +5621,9 @@
       </w:r>
       <w:r>
         <w:rPr>
-          <w:b w:val="true"/>
-          <w:bCs w:val="true"/>
-          <w:color w:val="DE4A1D"/>
+          <w:b/>
+          <w:bCs/>
+          <w:color w:val="DC7D3E"/>
         </w:rPr>
         <w:t xml:space="preserve">Tripp Edwards:</w:t>
       </w:r>
@@ -5647,9 +5646,9 @@
       </w:r>
       <w:r>
         <w:rPr>
-          <w:b w:val="true"/>
-          <w:bCs w:val="true"/>
-          <w:color w:val="DE4A1D"/>
+          <w:b/>
+          <w:bCs/>
+          <w:color w:val="DC7D3E"/>
         </w:rPr>
         <w:t xml:space="preserve">Tripp Edwards:</w:t>
       </w:r>
@@ -5672,9 +5671,9 @@
       </w:r>
       <w:r>
         <w:rPr>
-          <w:b w:val="true"/>
-          <w:bCs w:val="true"/>
-          <w:color w:val="DE4A1D"/>
+          <w:b/>
+          <w:bCs/>
+          <w:color w:val="DC7D3E"/>
         </w:rPr>
         <w:t xml:space="preserve">Tripp Edwards:</w:t>
       </w:r>
@@ -5706,9 +5705,9 @@
       </w:r>
       <w:r>
         <w:rPr>
-          <w:b w:val="true"/>
-          <w:bCs w:val="true"/>
-          <w:color w:val="72B372"/>
+          <w:b/>
+          <w:bCs/>
+          <w:color w:val="489872"/>
         </w:rPr>
         <w:t xml:space="preserve">David de Roode:</w:t>
       </w:r>
@@ -5731,9 +5730,9 @@
       </w:r>
       <w:r>
         <w:rPr>
-          <w:b w:val="true"/>
-          <w:bCs w:val="true"/>
-          <w:color w:val="DE4A1D"/>
+          <w:b/>
+          <w:bCs/>
+          <w:color w:val="DC7D3E"/>
         </w:rPr>
         <w:t xml:space="preserve">Tripp Edwards:</w:t>
       </w:r>
@@ -5756,9 +5755,9 @@
       </w:r>
       <w:r>
         <w:rPr>
-          <w:b w:val="true"/>
-          <w:bCs w:val="true"/>
-          <w:color w:val="6600CC"/>
+          <w:b/>
+          <w:bCs/>
+          <w:color w:val="9C5DE1"/>
         </w:rPr>
         <w:t xml:space="preserve">Victoria Beard:</w:t>
       </w:r>
@@ -5781,9 +5780,9 @@
       </w:r>
       <w:r>
         <w:rPr>
-          <w:b w:val="true"/>
-          <w:bCs w:val="true"/>
-          <w:color w:val="6600CC"/>
+          <w:b/>
+          <w:bCs/>
+          <w:color w:val="9C5DE1"/>
         </w:rPr>
         <w:t xml:space="preserve">Victoria Beard:</w:t>
       </w:r>
@@ -5806,9 +5805,9 @@
       </w:r>
       <w:r>
         <w:rPr>
-          <w:b w:val="true"/>
-          <w:bCs w:val="true"/>
-          <w:color w:val="DE4A1D"/>
+          <w:b/>
+          <w:bCs/>
+          <w:color w:val="DC7D3E"/>
         </w:rPr>
         <w:t xml:space="preserve">Tripp Edwards:</w:t>
       </w:r>
@@ -5831,9 +5830,9 @@
       </w:r>
       <w:r>
         <w:rPr>
-          <w:b w:val="true"/>
-          <w:bCs w:val="true"/>
-          <w:color w:val="DE4A1D"/>
+          <w:b/>
+          <w:bCs/>
+          <w:color w:val="DC7D3E"/>
         </w:rPr>
         <w:t xml:space="preserve">Tripp Edwards:</w:t>
       </w:r>
@@ -5865,9 +5864,9 @@
       </w:r>
       <w:r>
         <w:rPr>
-          <w:b w:val="true"/>
-          <w:bCs w:val="true"/>
-          <w:color w:val="DE4A1D"/>
+          <w:b/>
+          <w:bCs/>
+          <w:color w:val="DC7D3E"/>
         </w:rPr>
         <w:t xml:space="preserve">Tripp Edwards:</w:t>
       </w:r>
@@ -5890,9 +5889,9 @@
       </w:r>
       <w:r>
         <w:rPr>
-          <w:b w:val="true"/>
-          <w:bCs w:val="true"/>
-          <w:color w:val="6600CC"/>
+          <w:b/>
+          <w:bCs/>
+          <w:color w:val="9C5DE1"/>
         </w:rPr>
         <w:t xml:space="preserve">Victoria Beard:</w:t>
       </w:r>
@@ -5915,9 +5914,9 @@
       </w:r>
       <w:r>
         <w:rPr>
-          <w:b w:val="true"/>
-          <w:bCs w:val="true"/>
-          <w:color w:val="6600CC"/>
+          <w:b/>
+          <w:bCs/>
+          <w:color w:val="9C5DE1"/>
         </w:rPr>
         <w:t xml:space="preserve">Victoria Beard:</w:t>
       </w:r>
@@ -5940,9 +5939,9 @@
       </w:r>
       <w:r>
         <w:rPr>
-          <w:b w:val="true"/>
-          <w:bCs w:val="true"/>
-          <w:color w:val="DE4A1D"/>
+          <w:b/>
+          <w:bCs/>
+          <w:color w:val="DC7D3E"/>
         </w:rPr>
         <w:t xml:space="preserve">Tripp Edwards:</w:t>
       </w:r>
@@ -5965,9 +5964,9 @@
       </w:r>
       <w:r>
         <w:rPr>
-          <w:b w:val="true"/>
-          <w:bCs w:val="true"/>
-          <w:color w:val="72B372"/>
+          <w:b/>
+          <w:bCs/>
+          <w:color w:val="489872"/>
         </w:rPr>
         <w:t xml:space="preserve">David de Roode:</w:t>
       </w:r>
@@ -5990,9 +5989,9 @@
       </w:r>
       <w:r>
         <w:rPr>
-          <w:b w:val="true"/>
-          <w:bCs w:val="true"/>
-          <w:color w:val="6600CC"/>
+          <w:b/>
+          <w:bCs/>
+          <w:color w:val="9C5DE1"/>
         </w:rPr>
         <w:t xml:space="preserve">Victoria Beard:</w:t>
       </w:r>
@@ -6024,9 +6023,9 @@
       </w:r>
       <w:r>
         <w:rPr>
-          <w:b w:val="true"/>
-          <w:bCs w:val="true"/>
-          <w:color w:val="72B372"/>
+          <w:b/>
+          <w:bCs/>
+          <w:color w:val="489872"/>
         </w:rPr>
         <w:t xml:space="preserve">David de Roode:</w:t>
       </w:r>
@@ -6049,9 +6048,9 @@
       </w:r>
       <w:r>
         <w:rPr>
-          <w:b w:val="true"/>
-          <w:bCs w:val="true"/>
-          <w:color w:val="6600CC"/>
+          <w:b/>
+          <w:bCs/>
+          <w:color w:val="9C5DE1"/>
         </w:rPr>
         <w:t xml:space="preserve">Victoria Beard:</w:t>
       </w:r>
@@ -6074,9 +6073,9 @@
       </w:r>
       <w:r>
         <w:rPr>
-          <w:b w:val="true"/>
-          <w:bCs w:val="true"/>
-          <w:color w:val="DE4A1D"/>
+          <w:b/>
+          <w:bCs/>
+          <w:color w:val="DC7D3E"/>
         </w:rPr>
         <w:t xml:space="preserve">Tripp Edwards:</w:t>
       </w:r>
@@ -6099,9 +6098,9 @@
       </w:r>
       <w:r>
         <w:rPr>
-          <w:b w:val="true"/>
-          <w:bCs w:val="true"/>
-          <w:color w:val="DE4A1D"/>
+          <w:b/>
+          <w:bCs/>
+          <w:color w:val="DC7D3E"/>
         </w:rPr>
         <w:t xml:space="preserve">Tripp Edwards:</w:t>
       </w:r>
@@ -6124,9 +6123,9 @@
       </w:r>
       <w:r>
         <w:rPr>
-          <w:b w:val="true"/>
-          <w:bCs w:val="true"/>
-          <w:color w:val="6600CC"/>
+          <w:b/>
+          <w:bCs/>
+          <w:color w:val="9C5DE1"/>
         </w:rPr>
         <w:t xml:space="preserve">Victoria Beard:</w:t>
       </w:r>
@@ -6149,9 +6148,9 @@
       </w:r>
       <w:r>
         <w:rPr>
-          <w:b w:val="true"/>
-          <w:bCs w:val="true"/>
-          <w:color w:val="DE4A1D"/>
+          <w:b/>
+          <w:bCs/>
+          <w:color w:val="DC7D3E"/>
         </w:rPr>
         <w:t xml:space="preserve">Tripp Edwards:</w:t>
       </w:r>
@@ -6174,9 +6173,9 @@
       </w:r>
       <w:r>
         <w:rPr>
-          <w:b w:val="true"/>
-          <w:bCs w:val="true"/>
-          <w:color w:val="6600CC"/>
+          <w:b/>
+          <w:bCs/>
+          <w:color w:val="9C5DE1"/>
         </w:rPr>
         <w:t xml:space="preserve">Victoria Beard:</w:t>
       </w:r>
@@ -6199,9 +6198,9 @@
       </w:r>
       <w:r>
         <w:rPr>
-          <w:b w:val="true"/>
-          <w:bCs w:val="true"/>
-          <w:color w:val="DE4A1D"/>
+          <w:b/>
+          <w:bCs/>
+          <w:color w:val="DC7D3E"/>
         </w:rPr>
         <w:t xml:space="preserve">Tripp Edwards:</w:t>
       </w:r>
@@ -6224,9 +6223,9 @@
       </w:r>
       <w:r>
         <w:rPr>
-          <w:b w:val="true"/>
-          <w:bCs w:val="true"/>
-          <w:color w:val="DE4A1D"/>
+          <w:b/>
+          <w:bCs/>
+          <w:color w:val="DC7D3E"/>
         </w:rPr>
         <w:t xml:space="preserve">Tripp Edwards:</w:t>
       </w:r>
@@ -6258,9 +6257,9 @@
       </w:r>
       <w:r>
         <w:rPr>
-          <w:b w:val="true"/>
-          <w:bCs w:val="true"/>
-          <w:color w:val="DE4A1D"/>
+          <w:b/>
+          <w:bCs/>
+          <w:color w:val="DC7D3E"/>
         </w:rPr>
         <w:t xml:space="preserve">Tripp Edwards:</w:t>
       </w:r>
@@ -6283,9 +6282,9 @@
       </w:r>
       <w:r>
         <w:rPr>
-          <w:b w:val="true"/>
-          <w:bCs w:val="true"/>
-          <w:color w:val="DE4A1D"/>
+          <w:b/>
+          <w:bCs/>
+          <w:color w:val="DC7D3E"/>
         </w:rPr>
         <w:t xml:space="preserve">Tripp Edwards:</w:t>
       </w:r>
@@ -6308,9 +6307,9 @@
       </w:r>
       <w:r>
         <w:rPr>
-          <w:b w:val="true"/>
-          <w:bCs w:val="true"/>
-          <w:color w:val="72B372"/>
+          <w:b/>
+          <w:bCs/>
+          <w:color w:val="489872"/>
         </w:rPr>
         <w:t xml:space="preserve">David de Roode:</w:t>
       </w:r>
@@ -6342,9 +6341,9 @@
       </w:r>
       <w:r>
         <w:rPr>
-          <w:b w:val="true"/>
-          <w:bCs w:val="true"/>
-          <w:color w:val="72B372"/>
+          <w:b/>
+          <w:bCs/>
+          <w:color w:val="489872"/>
         </w:rPr>
         <w:t xml:space="preserve">David de Roode:</w:t>
       </w:r>
@@ -6367,9 +6366,9 @@
       </w:r>
       <w:r>
         <w:rPr>
-          <w:b w:val="true"/>
-          <w:bCs w:val="true"/>
-          <w:color w:val="6600CC"/>
+          <w:b/>
+          <w:bCs/>
+          <w:color w:val="9C5DE1"/>
         </w:rPr>
         <w:t xml:space="preserve">Victoria Beard:</w:t>
       </w:r>
@@ -6392,9 +6391,9 @@
       </w:r>
       <w:r>
         <w:rPr>
-          <w:b w:val="true"/>
-          <w:bCs w:val="true"/>
-          <w:color w:val="DE4A1D"/>
+          <w:b/>
+          <w:bCs/>
+          <w:color w:val="DC7D3E"/>
         </w:rPr>
         <w:t xml:space="preserve">Tripp Edwards:</w:t>
       </w:r>
@@ -6417,9 +6416,9 @@
       </w:r>
       <w:r>
         <w:rPr>
-          <w:b w:val="true"/>
-          <w:bCs w:val="true"/>
-          <w:color w:val="6600CC"/>
+          <w:b/>
+          <w:bCs/>
+          <w:color w:val="9C5DE1"/>
         </w:rPr>
         <w:t xml:space="preserve">Victoria Beard:</w:t>
       </w:r>
@@ -6442,9 +6441,9 @@
       </w:r>
       <w:r>
         <w:rPr>
-          <w:b w:val="true"/>
-          <w:bCs w:val="true"/>
-          <w:color w:val="DE4A1D"/>
+          <w:b/>
+          <w:bCs/>
+          <w:color w:val="DC7D3E"/>
         </w:rPr>
         <w:t xml:space="preserve">Tripp Edwards:</w:t>
       </w:r>
@@ -6467,9 +6466,9 @@
       </w:r>
       <w:r>
         <w:rPr>
-          <w:b w:val="true"/>
-          <w:bCs w:val="true"/>
-          <w:color w:val="DE4A1D"/>
+          <w:b/>
+          <w:bCs/>
+          <w:color w:val="DC7D3E"/>
         </w:rPr>
         <w:t xml:space="preserve">Tripp Edwards:</w:t>
       </w:r>
@@ -6492,9 +6491,9 @@
       </w:r>
       <w:r>
         <w:rPr>
-          <w:b w:val="true"/>
-          <w:bCs w:val="true"/>
-          <w:color w:val="DE4A1D"/>
+          <w:b/>
+          <w:bCs/>
+          <w:color w:val="DC7D3E"/>
         </w:rPr>
         <w:t xml:space="preserve">Tripp Edwards:</w:t>
       </w:r>
@@ -6526,9 +6525,9 @@
       </w:r>
       <w:r>
         <w:rPr>
-          <w:b w:val="true"/>
-          <w:bCs w:val="true"/>
-          <w:color w:val="DE4A1D"/>
+          <w:b/>
+          <w:bCs/>
+          <w:color w:val="DC7D3E"/>
         </w:rPr>
         <w:t xml:space="preserve">Tripp Edwards:</w:t>
       </w:r>
@@ -6551,9 +6550,9 @@
       </w:r>
       <w:r>
         <w:rPr>
-          <w:b w:val="true"/>
-          <w:bCs w:val="true"/>
-          <w:color w:val="72B372"/>
+          <w:b/>
+          <w:bCs/>
+          <w:color w:val="489872"/>
         </w:rPr>
         <w:t xml:space="preserve">David de Roode:</w:t>
       </w:r>
@@ -6576,9 +6575,9 @@
       </w:r>
       <w:r>
         <w:rPr>
-          <w:b w:val="true"/>
-          <w:bCs w:val="true"/>
-          <w:color w:val="72B372"/>
+          <w:b/>
+          <w:bCs/>
+          <w:color w:val="489872"/>
         </w:rPr>
         <w:t xml:space="preserve">David de Roode:</w:t>
       </w:r>
@@ -6610,9 +6609,9 @@
       </w:r>
       <w:r>
         <w:rPr>
-          <w:b w:val="true"/>
-          <w:bCs w:val="true"/>
-          <w:color w:val="72B372"/>
+          <w:b/>
+          <w:bCs/>
+          <w:color w:val="489872"/>
         </w:rPr>
         <w:t xml:space="preserve">David de Roode:</w:t>
       </w:r>
@@ -6635,9 +6634,9 @@
       </w:r>
       <w:r>
         <w:rPr>
-          <w:b w:val="true"/>
-          <w:bCs w:val="true"/>
-          <w:color w:val="DE4A1D"/>
+          <w:b/>
+          <w:bCs/>
+          <w:color w:val="DC7D3E"/>
         </w:rPr>
         <w:t xml:space="preserve">Tripp Edwards:</w:t>
       </w:r>
@@ -6660,9 +6659,9 @@
       </w:r>
       <w:r>
         <w:rPr>
-          <w:b w:val="true"/>
-          <w:bCs w:val="true"/>
-          <w:color w:val="6600CC"/>
+          <w:b/>
+          <w:bCs/>
+          <w:color w:val="9C5DE1"/>
         </w:rPr>
         <w:t xml:space="preserve">Victoria Beard:</w:t>
       </w:r>
@@ -6685,9 +6684,9 @@
       </w:r>
       <w:r>
         <w:rPr>
-          <w:b w:val="true"/>
-          <w:bCs w:val="true"/>
-          <w:color w:val="DE4A1D"/>
+          <w:b/>
+          <w:bCs/>
+          <w:color w:val="DC7D3E"/>
         </w:rPr>
         <w:t xml:space="preserve">Tripp Edwards:</w:t>
       </w:r>
@@ -6710,9 +6709,9 @@
       </w:r>
       <w:r>
         <w:rPr>
-          <w:b w:val="true"/>
-          <w:bCs w:val="true"/>
-          <w:color w:val="6600CC"/>
+          <w:b/>
+          <w:bCs/>
+          <w:color w:val="9C5DE1"/>
         </w:rPr>
         <w:t xml:space="preserve">Victoria Beard:</w:t>
       </w:r>
@@ -6735,9 +6734,9 @@
       </w:r>
       <w:r>
         <w:rPr>
-          <w:b w:val="true"/>
-          <w:bCs w:val="true"/>
-          <w:color w:val="6600CC"/>
+          <w:b/>
+          <w:bCs/>
+          <w:color w:val="9C5DE1"/>
         </w:rPr>
         <w:t xml:space="preserve">Victoria Beard:</w:t>
       </w:r>
@@ -6760,9 +6759,9 @@
       </w:r>
       <w:r>
         <w:rPr>
-          <w:b w:val="true"/>
-          <w:bCs w:val="true"/>
-          <w:color w:val="DE4A1D"/>
+          <w:b/>
+          <w:bCs/>
+          <w:color w:val="DC7D3E"/>
         </w:rPr>
         <w:t xml:space="preserve">Tripp Edwards:</w:t>
       </w:r>
@@ -6785,9 +6784,9 @@
       </w:r>
       <w:r>
         <w:rPr>
-          <w:b w:val="true"/>
-          <w:bCs w:val="true"/>
-          <w:color w:val="6600CC"/>
+          <w:b/>
+          <w:bCs/>
+          <w:color w:val="9C5DE1"/>
         </w:rPr>
         <w:t xml:space="preserve">Victoria Beard:</w:t>
       </w:r>
@@ -6810,9 +6809,9 @@
       </w:r>
       <w:r>
         <w:rPr>
-          <w:b w:val="true"/>
-          <w:bCs w:val="true"/>
-          <w:color w:val="DE4A1D"/>
+          <w:b/>
+          <w:bCs/>
+          <w:color w:val="DC7D3E"/>
         </w:rPr>
         <w:t xml:space="preserve">Tripp Edwards:</w:t>
       </w:r>
@@ -6835,9 +6834,9 @@
       </w:r>
       <w:r>
         <w:rPr>
-          <w:b w:val="true"/>
-          <w:bCs w:val="true"/>
-          <w:color w:val="DE4A1D"/>
+          <w:b/>
+          <w:bCs/>
+          <w:color w:val="DC7D3E"/>
         </w:rPr>
         <w:t xml:space="preserve">Tripp Edwards:</w:t>
       </w:r>
@@ -6860,9 +6859,9 @@
       </w:r>
       <w:r>
         <w:rPr>
-          <w:b w:val="true"/>
-          <w:bCs w:val="true"/>
-          <w:color w:val="72B372"/>
+          <w:b/>
+          <w:bCs/>
+          <w:color w:val="489872"/>
         </w:rPr>
         <w:t xml:space="preserve">David de Roode:</w:t>
       </w:r>
@@ -6885,9 +6884,9 @@
       </w:r>
       <w:r>
         <w:rPr>
-          <w:b w:val="true"/>
-          <w:bCs w:val="true"/>
-          <w:color w:val="6600CC"/>
+          <w:b/>
+          <w:bCs/>
+          <w:color w:val="9C5DE1"/>
         </w:rPr>
         <w:t xml:space="preserve">Victoria Beard:</w:t>
       </w:r>
@@ -6910,9 +6909,9 @@
       </w:r>
       <w:r>
         <w:rPr>
-          <w:b w:val="true"/>
-          <w:bCs w:val="true"/>
-          <w:color w:val="72B372"/>
+          <w:b/>
+          <w:bCs/>
+          <w:color w:val="489872"/>
         </w:rPr>
         <w:t xml:space="preserve">David de Roode:</w:t>
       </w:r>
@@ -6944,9 +6943,9 @@
       </w:r>
       <w:r>
         <w:rPr>
-          <w:b w:val="true"/>
-          <w:bCs w:val="true"/>
-          <w:color w:val="72B372"/>
+          <w:b/>
+          <w:bCs/>
+          <w:color w:val="489872"/>
         </w:rPr>
         <w:t xml:space="preserve">David de Roode:</w:t>
       </w:r>
@@ -6969,9 +6968,9 @@
       </w:r>
       <w:r>
         <w:rPr>
-          <w:b w:val="true"/>
-          <w:bCs w:val="true"/>
-          <w:color w:val="DE4A1D"/>
+          <w:b/>
+          <w:bCs/>
+          <w:color w:val="DC7D3E"/>
         </w:rPr>
         <w:t xml:space="preserve">Tripp Edwards:</w:t>
       </w:r>
@@ -6994,9 +6993,9 @@
       </w:r>
       <w:r>
         <w:rPr>
-          <w:b w:val="true"/>
-          <w:bCs w:val="true"/>
-          <w:color w:val="72B372"/>
+          <w:b/>
+          <w:bCs/>
+          <w:color w:val="489872"/>
         </w:rPr>
         <w:t xml:space="preserve">David de Roode:</w:t>
       </w:r>
@@ -7019,9 +7018,9 @@
       </w:r>
       <w:r>
         <w:rPr>
-          <w:b w:val="true"/>
-          <w:bCs w:val="true"/>
-          <w:color w:val="72B372"/>
+          <w:b/>
+          <w:bCs/>
+          <w:color w:val="489872"/>
         </w:rPr>
         <w:t xml:space="preserve">David de Roode:</w:t>
       </w:r>
@@ -7044,9 +7043,9 @@
       </w:r>
       <w:r>
         <w:rPr>
-          <w:b w:val="true"/>
-          <w:bCs w:val="true"/>
-          <w:color w:val="6600CC"/>
+          <w:b/>
+          <w:bCs/>
+          <w:color w:val="9C5DE1"/>
         </w:rPr>
         <w:t xml:space="preserve">Victoria Beard:</w:t>
       </w:r>
@@ -7069,9 +7068,9 @@
       </w:r>
       <w:r>
         <w:rPr>
-          <w:b w:val="true"/>
-          <w:bCs w:val="true"/>
-          <w:color w:val="DE4A1D"/>
+          <w:b/>
+          <w:bCs/>
+          <w:color w:val="DC7D3E"/>
         </w:rPr>
         <w:t xml:space="preserve">Tripp Edwards:</w:t>
       </w:r>
@@ -7094,9 +7093,9 @@
       </w:r>
       <w:r>
         <w:rPr>
-          <w:b w:val="true"/>
-          <w:bCs w:val="true"/>
-          <w:color w:val="DE4A1D"/>
+          <w:b/>
+          <w:bCs/>
+          <w:color w:val="DC7D3E"/>
         </w:rPr>
         <w:t xml:space="preserve">Tripp Edwards:</w:t>
       </w:r>
@@ -7119,9 +7118,9 @@
       </w:r>
       <w:r>
         <w:rPr>
-          <w:b w:val="true"/>
-          <w:bCs w:val="true"/>
-          <w:color w:val="72B372"/>
+          <w:b/>
+          <w:bCs/>
+          <w:color w:val="489872"/>
         </w:rPr>
         <w:t xml:space="preserve">David de Roode:</w:t>
       </w:r>
@@ -7153,9 +7152,9 @@
       </w:r>
       <w:r>
         <w:rPr>
-          <w:b w:val="true"/>
-          <w:bCs w:val="true"/>
-          <w:color w:val="72B372"/>
+          <w:b/>
+          <w:bCs/>
+          <w:color w:val="489872"/>
         </w:rPr>
         <w:t xml:space="preserve">David de Roode:</w:t>
       </w:r>
@@ -7178,9 +7177,9 @@
       </w:r>
       <w:r>
         <w:rPr>
-          <w:b w:val="true"/>
-          <w:bCs w:val="true"/>
-          <w:color w:val="DE4A1D"/>
+          <w:b/>
+          <w:bCs/>
+          <w:color w:val="DC7D3E"/>
         </w:rPr>
         <w:t xml:space="preserve">Tripp Edwards:</w:t>
       </w:r>
@@ -7203,9 +7202,9 @@
       </w:r>
       <w:r>
         <w:rPr>
-          <w:b w:val="true"/>
-          <w:bCs w:val="true"/>
-          <w:color w:val="DE4A1D"/>
+          <w:b/>
+          <w:bCs/>
+          <w:color w:val="DC7D3E"/>
         </w:rPr>
         <w:t xml:space="preserve">Tripp Edwards:</w:t>
       </w:r>
@@ -7237,9 +7236,9 @@
       </w:r>
       <w:r>
         <w:rPr>
-          <w:b w:val="true"/>
-          <w:bCs w:val="true"/>
-          <w:color w:val="DE4A1D"/>
+          <w:b/>
+          <w:bCs/>
+          <w:color w:val="DC7D3E"/>
         </w:rPr>
         <w:t xml:space="preserve">Tripp Edwards:</w:t>
       </w:r>
@@ -7262,9 +7261,9 @@
       </w:r>
       <w:r>
         <w:rPr>
-          <w:b w:val="true"/>
-          <w:bCs w:val="true"/>
-          <w:color w:val="DE4A1D"/>
+          <w:b/>
+          <w:bCs/>
+          <w:color w:val="DC7D3E"/>
         </w:rPr>
         <w:t xml:space="preserve">Tripp Edwards:</w:t>
       </w:r>
@@ -7287,9 +7286,9 @@
       </w:r>
       <w:r>
         <w:rPr>
-          <w:b w:val="true"/>
-          <w:bCs w:val="true"/>
-          <w:color w:val="DE4A1D"/>
+          <w:b/>
+          <w:bCs/>
+          <w:color w:val="DC7D3E"/>
         </w:rPr>
         <w:t xml:space="preserve">Tripp Edwards:</w:t>
       </w:r>
@@ -7312,9 +7311,9 @@
       </w:r>
       <w:r>
         <w:rPr>
-          <w:b w:val="true"/>
-          <w:bCs w:val="true"/>
-          <w:color w:val="72B372"/>
+          <w:b/>
+          <w:bCs/>
+          <w:color w:val="489872"/>
         </w:rPr>
         <w:t xml:space="preserve">David de Roode:</w:t>
       </w:r>
@@ -7337,9 +7336,9 @@
       </w:r>
       <w:r>
         <w:rPr>
-          <w:b w:val="true"/>
-          <w:bCs w:val="true"/>
-          <w:color w:val="DE4A1D"/>
+          <w:b/>
+          <w:bCs/>
+          <w:color w:val="DC7D3E"/>
         </w:rPr>
         <w:t xml:space="preserve">Tripp Edwards:</w:t>
       </w:r>
@@ -7371,9 +7370,9 @@
       </w:r>
       <w:r>
         <w:rPr>
-          <w:b w:val="true"/>
-          <w:bCs w:val="true"/>
-          <w:color w:val="72B372"/>
+          <w:b/>
+          <w:bCs/>
+          <w:color w:val="489872"/>
         </w:rPr>
         <w:t xml:space="preserve">David de Roode:</w:t>
       </w:r>
@@ -7396,9 +7395,9 @@
       </w:r>
       <w:r>
         <w:rPr>
-          <w:b w:val="true"/>
-          <w:bCs w:val="true"/>
-          <w:color w:val="DE4A1D"/>
+          <w:b/>
+          <w:bCs/>
+          <w:color w:val="DC7D3E"/>
         </w:rPr>
         <w:t xml:space="preserve">Tripp Edwards:</w:t>
       </w:r>
@@ -7421,9 +7420,9 @@
       </w:r>
       <w:r>
         <w:rPr>
-          <w:b w:val="true"/>
-          <w:bCs w:val="true"/>
-          <w:color w:val="72B372"/>
+          <w:b/>
+          <w:bCs/>
+          <w:color w:val="489872"/>
         </w:rPr>
         <w:t xml:space="preserve">David de Roode:</w:t>
       </w:r>
@@ -7446,9 +7445,9 @@
       </w:r>
       <w:r>
         <w:rPr>
-          <w:b w:val="true"/>
-          <w:bCs w:val="true"/>
-          <w:color w:val="DE4A1D"/>
+          <w:b/>
+          <w:bCs/>
+          <w:color w:val="DC7D3E"/>
         </w:rPr>
         <w:t xml:space="preserve">Tripp Edwards:</w:t>
       </w:r>
@@ -7471,9 +7470,9 @@
       </w:r>
       <w:r>
         <w:rPr>
-          <w:b w:val="true"/>
-          <w:bCs w:val="true"/>
-          <w:color w:val="72B372"/>
+          <w:b/>
+          <w:bCs/>
+          <w:color w:val="489872"/>
         </w:rPr>
         <w:t xml:space="preserve">David de Roode:</w:t>
       </w:r>
@@ -7496,9 +7495,9 @@
       </w:r>
       <w:r>
         <w:rPr>
-          <w:b w:val="true"/>
-          <w:bCs w:val="true"/>
-          <w:color w:val="72B372"/>
+          <w:b/>
+          <w:bCs/>
+          <w:color w:val="489872"/>
         </w:rPr>
         <w:t xml:space="preserve">David de Roode:</w:t>
       </w:r>
@@ -7521,9 +7520,9 @@
       </w:r>
       <w:r>
         <w:rPr>
-          <w:b w:val="true"/>
-          <w:bCs w:val="true"/>
-          <w:color w:val="6600CC"/>
+          <w:b/>
+          <w:bCs/>
+          <w:color w:val="9C5DE1"/>
         </w:rPr>
         <w:t xml:space="preserve">Victoria Beard:</w:t>
       </w:r>
@@ -7546,9 +7545,9 @@
       </w:r>
       <w:r>
         <w:rPr>
-          <w:b w:val="true"/>
-          <w:bCs w:val="true"/>
-          <w:color w:val="72B372"/>
+          <w:b/>
+          <w:bCs/>
+          <w:color w:val="489872"/>
         </w:rPr>
         <w:t xml:space="preserve">David de Roode:</w:t>
       </w:r>
@@ -7571,9 +7570,9 @@
       </w:r>
       <w:r>
         <w:rPr>
-          <w:b w:val="true"/>
-          <w:bCs w:val="true"/>
-          <w:color w:val="DE4A1D"/>
+          <w:b/>
+          <w:bCs/>
+          <w:color w:val="DC7D3E"/>
         </w:rPr>
         <w:t xml:space="preserve">Tripp Edwards:</w:t>
       </w:r>
@@ -7596,9 +7595,9 @@
       </w:r>
       <w:r>
         <w:rPr>
-          <w:b w:val="true"/>
-          <w:bCs w:val="true"/>
-          <w:color w:val="DE4A1D"/>
+          <w:b/>
+          <w:bCs/>
+          <w:color w:val="DC7D3E"/>
         </w:rPr>
         <w:t xml:space="preserve">Tripp Edwards:</w:t>
       </w:r>
@@ -7621,9 +7620,9 @@
       </w:r>
       <w:r>
         <w:rPr>
-          <w:b w:val="true"/>
-          <w:bCs w:val="true"/>
-          <w:color w:val="72B372"/>
+          <w:b/>
+          <w:bCs/>
+          <w:color w:val="489872"/>
         </w:rPr>
         <w:t xml:space="preserve">David de Roode:</w:t>
       </w:r>
@@ -7655,9 +7654,9 @@
       </w:r>
       <w:r>
         <w:rPr>
-          <w:b w:val="true"/>
-          <w:bCs w:val="true"/>
-          <w:color w:val="72B372"/>
+          <w:b/>
+          <w:bCs/>
+          <w:color w:val="489872"/>
         </w:rPr>
         <w:t xml:space="preserve">David de Roode:</w:t>
       </w:r>
@@ -7680,9 +7679,9 @@
       </w:r>
       <w:r>
         <w:rPr>
-          <w:b w:val="true"/>
-          <w:bCs w:val="true"/>
-          <w:color w:val="72B372"/>
+          <w:b/>
+          <w:bCs/>
+          <w:color w:val="489872"/>
         </w:rPr>
         <w:t xml:space="preserve">David de Roode:</w:t>
       </w:r>
@@ -7714,9 +7713,9 @@
       </w:r>
       <w:r>
         <w:rPr>
-          <w:b w:val="true"/>
-          <w:bCs w:val="true"/>
-          <w:color w:val="72B372"/>
+          <w:b/>
+          <w:bCs/>
+          <w:color w:val="489872"/>
         </w:rPr>
         <w:t xml:space="preserve">David de Roode:</w:t>
       </w:r>
@@ -7739,9 +7738,9 @@
       </w:r>
       <w:r>
         <w:rPr>
-          <w:b w:val="true"/>
-          <w:bCs w:val="true"/>
-          <w:color w:val="DE4A1D"/>
+          <w:b/>
+          <w:bCs/>
+          <w:color w:val="DC7D3E"/>
         </w:rPr>
         <w:t xml:space="preserve">Tripp Edwards:</w:t>
       </w:r>
@@ -7764,9 +7763,9 @@
       </w:r>
       <w:r>
         <w:rPr>
-          <w:b w:val="true"/>
-          <w:bCs w:val="true"/>
-          <w:color w:val="DE4A1D"/>
+          <w:b/>
+          <w:bCs/>
+          <w:color w:val="DC7D3E"/>
         </w:rPr>
         <w:t xml:space="preserve">Tripp Edwards:</w:t>
       </w:r>
@@ -7789,9 +7788,9 @@
       </w:r>
       <w:r>
         <w:rPr>
-          <w:b w:val="true"/>
-          <w:bCs w:val="true"/>
-          <w:color w:val="72B372"/>
+          <w:b/>
+          <w:bCs/>
+          <w:color w:val="489872"/>
         </w:rPr>
         <w:t xml:space="preserve">David de Roode:</w:t>
       </w:r>
@@ -7814,9 +7813,9 @@
       </w:r>
       <w:r>
         <w:rPr>
-          <w:b w:val="true"/>
-          <w:bCs w:val="true"/>
-          <w:color w:val="72B372"/>
+          <w:b/>
+          <w:bCs/>
+          <w:color w:val="489872"/>
         </w:rPr>
         <w:t xml:space="preserve">David de Roode:</w:t>
       </w:r>
@@ -7839,9 +7838,9 @@
       </w:r>
       <w:r>
         <w:rPr>
-          <w:b w:val="true"/>
-          <w:bCs w:val="true"/>
-          <w:color w:val="6600CC"/>
+          <w:b/>
+          <w:bCs/>
+          <w:color w:val="9C5DE1"/>
         </w:rPr>
         <w:t xml:space="preserve">Victoria Beard:</w:t>
       </w:r>
@@ -7873,9 +7872,9 @@
       </w:r>
       <w:r>
         <w:rPr>
-          <w:b w:val="true"/>
-          <w:bCs w:val="true"/>
-          <w:color w:val="DE4A1D"/>
+          <w:b/>
+          <w:bCs/>
+          <w:color w:val="DC7D3E"/>
         </w:rPr>
         <w:t xml:space="preserve">Tripp Edwards:</w:t>
       </w:r>
@@ -7885,13 +7884,53 @@
     </w:p>
     <w:sectPr>
       <w:pgSz w:w="11906" w:h="16838" w:orient="portrait"/>
-      <w:pgMar w:top="1440" w:right="1440" w:bottom="1440" w:left="1440" w:header="708" w:footer="708" w:gutter="0" w:mirrorMargins="false"/>
-      <w:cols w:space="708" w:num="1" w:sep="false"/>
+      <w:pgMar w:top="1440" w:right="1440" w:bottom="1440" w:left="1440" w:header="708" w:footer="708" w:gutter="0"/>
+      <w:pgNumType/>
       <w:docGrid w:linePitch="360"/>
-      <w:pgNumType/>
     </w:sectPr>
   </w:body>
 </w:document>
+</file>
+
+<file path=word/comments.xml><?xml version="1.0" encoding="utf-8"?>
+<w:comments xmlns:cx="http://schemas.microsoft.com/office/drawing/2014/chartex" xmlns:cx1="http://schemas.microsoft.com/office/drawing/2015/9/8/chartex" xmlns:cx2="http://schemas.microsoft.com/office/drawing/2015/10/21/chartex" xmlns:cx3="http://schemas.microsoft.com/office/drawing/2016/5/9/chartex" xmlns:cx4="http://schemas.microsoft.com/office/drawing/2016/5/10/chartex" xmlns:cx5="http://schemas.microsoft.com/office/drawing/2016/5/11/chartex" xmlns:cx6="http://schemas.microsoft.com/office/drawing/2016/5/12/chartex" xmlns:cx7="http://schemas.microsoft.com/office/drawing/2016/5/13/chartex" xmlns:cx8="http://schemas.microsoft.com/office/drawing/2016/5/14/chartex" xmlns:mc="http://schemas.openxmlformats.org/markup-compatibility/2006" xmlns:aink="http://schemas.microsoft.com/office/drawing/2016/ink" xmlns:am3d="http://schemas.microsoft.com/office/drawing/2017/model3d" xmlns:o="urn:schemas-microsoft-com:office:office" xmlns:r="http://schemas.openxmlformats.org/officeDocument/2006/relationships" xmlns:m="http://schemas.openxmlformats.org/officeDocument/2006/math" xmlns:v="urn:schemas-microsoft-com:vml" xmlns:wp14="http://schemas.microsoft.com/office/word/2010/wordprocessingDrawing" xmlns:wp="http://schemas.openxmlformats.org/drawingml/2006/wordprocessingDrawing" xmlns:w10="urn:schemas-microsoft-com:office:word" xmlns:w="http://schemas.openxmlformats.org/wordprocessingml/2006/main" xmlns:w14="http://schemas.microsoft.com/office/word/2010/wordml" xmlns:w15="http://schemas.microsoft.com/office/word/2012/wordml" xmlns:w16cex="http://schemas.microsoft.com/office/word/2018/wordml/cex" xmlns:w16cid="http://schemas.microsoft.com/office/word/2016/wordml/cid" xmlns:w16="http://schemas.microsoft.com/office/word/2018/wordml" xmlns:w16sdtdh="http://schemas.microsoft.com/office/word/2020/wordml/sdtdatahash" xmlns:w16se="http://schemas.microsoft.com/office/word/2015/wordml/symex" xmlns:wpg="http://schemas.microsoft.com/office/word/2010/wordprocessingGroup" xmlns:wpi="http://schemas.microsoft.com/office/word/2010/wordprocessingInk" xmlns:wne="http://schemas.microsoft.com/office/word/2006/wordml" xmlns:wps="http://schemas.microsoft.com/office/word/2010/wordprocessingShape"/>
+</file>
+
+<file path=word/endnotes.xml><?xml version="1.0" encoding="utf-8"?>
+<w:endnotes xmlns:wpc="http://schemas.microsoft.com/office/word/2010/wordprocessingCanvas" xmlns:mc="http://schemas.openxmlformats.org/markup-compatibility/2006" xmlns:o="urn:schemas-microsoft-com:office:office" xmlns:r="http://schemas.openxmlformats.org/officeDocument/2006/relationships" xmlns:m="http://schemas.openxmlformats.org/officeDocument/2006/math" xmlns:v="urn:schemas-microsoft-com:vml" xmlns:wp14="http://schemas.microsoft.com/office/word/2010/wordprocessingDrawing" xmlns:wp="http://schemas.openxmlformats.org/drawingml/2006/wordprocessingDrawing" xmlns:w10="urn:schemas-microsoft-com:office:word" xmlns:w="http://schemas.openxmlformats.org/wordprocessingml/2006/main" xmlns:w14="http://schemas.microsoft.com/office/word/2010/wordml" xmlns:w15="http://schemas.microsoft.com/office/word/2012/wordml" xmlns:wpg="http://schemas.microsoft.com/office/word/2010/wordprocessingGroup" xmlns:wpi="http://schemas.microsoft.com/office/word/2010/wordprocessingInk" xmlns:wne="http://schemas.microsoft.com/office/word/2006/wordml" xmlns:wps="http://schemas.microsoft.com/office/word/2010/wordprocessingShape" mc:Ignorable="w14 w15 wp14">
+  <w:endnote w:type="separator" w:id="-1">
+    <w:p>
+      <w:pPr>
+        <w:spacing w:after="0" w:line="240" w:lineRule="auto"/>
+      </w:pPr>
+      <w:r>
+        <w:rPr>
+          <w:rStyle w:val="EndnoteReference"/>
+        </w:rPr>
+        <w:endnoteRef/>
+      </w:r>
+      <w:r>
+        <w:separator/>
+      </w:r>
+    </w:p>
+  </w:endnote>
+  <w:endnote w:type="continuationSeparator" w:id="0">
+    <w:p>
+      <w:pPr>
+        <w:spacing w:after="0" w:line="240" w:lineRule="auto"/>
+      </w:pPr>
+      <w:r>
+        <w:rPr>
+          <w:rStyle w:val="EndnoteReference"/>
+        </w:rPr>
+        <w:endnoteRef/>
+      </w:r>
+      <w:r>
+        <w:continuationSeparator/>
+      </w:r>
+    </w:p>
+  </w:endnote>
+</w:endnotes>
 </file>
 
 <file path=word/footnotes.xml><?xml version="1.0" encoding="utf-8"?>
@@ -7937,87 +7976,87 @@
     <w:multiLevelType w:val="hybridMultilevel"/>
     <w:lvl w:ilvl="0" w15:tentative="1">
       <w:start w:val="1"/>
-      <w:lvlJc w:val="left"/>
       <w:numFmt w:val="bullet"/>
       <w:lvlText w:val="●"/>
+      <w:lvlJc w:val="left"/>
       <w:pPr>
         <w:ind w:left="720" w:hanging="360"/>
       </w:pPr>
     </w:lvl>
     <w:lvl w:ilvl="1" w15:tentative="1">
       <w:start w:val="1"/>
-      <w:lvlJc w:val="left"/>
       <w:numFmt w:val="bullet"/>
       <w:lvlText w:val="○"/>
+      <w:lvlJc w:val="left"/>
       <w:pPr>
         <w:ind w:left="1440" w:hanging="360"/>
       </w:pPr>
     </w:lvl>
     <w:lvl w:ilvl="2" w15:tentative="1">
       <w:start w:val="1"/>
-      <w:lvlJc w:val="left"/>
       <w:numFmt w:val="bullet"/>
       <w:lvlText w:val="■"/>
+      <w:lvlJc w:val="left"/>
       <w:pPr>
         <w:ind w:left="2160" w:hanging="360"/>
       </w:pPr>
     </w:lvl>
     <w:lvl w:ilvl="3" w15:tentative="1">
       <w:start w:val="1"/>
-      <w:lvlJc w:val="left"/>
       <w:numFmt w:val="bullet"/>
       <w:lvlText w:val="●"/>
+      <w:lvlJc w:val="left"/>
       <w:pPr>
         <w:ind w:left="2880" w:hanging="360"/>
       </w:pPr>
     </w:lvl>
     <w:lvl w:ilvl="4" w15:tentative="1">
       <w:start w:val="1"/>
-      <w:lvlJc w:val="left"/>
       <w:numFmt w:val="bullet"/>
       <w:lvlText w:val="○"/>
+      <w:lvlJc w:val="left"/>
       <w:pPr>
         <w:ind w:left="3600" w:hanging="360"/>
       </w:pPr>
     </w:lvl>
     <w:lvl w:ilvl="5" w15:tentative="1">
       <w:start w:val="1"/>
-      <w:lvlJc w:val="left"/>
       <w:numFmt w:val="bullet"/>
       <w:lvlText w:val="■"/>
+      <w:lvlJc w:val="left"/>
       <w:pPr>
         <w:ind w:left="4320" w:hanging="360"/>
       </w:pPr>
     </w:lvl>
     <w:lvl w:ilvl="6" w15:tentative="1">
       <w:start w:val="1"/>
-      <w:lvlJc w:val="left"/>
       <w:numFmt w:val="bullet"/>
       <w:lvlText w:val="●"/>
+      <w:lvlJc w:val="left"/>
       <w:pPr>
         <w:ind w:left="5040" w:hanging="360"/>
       </w:pPr>
     </w:lvl>
     <w:lvl w:ilvl="7" w15:tentative="1">
       <w:start w:val="1"/>
-      <w:lvlJc w:val="left"/>
       <w:numFmt w:val="bullet"/>
       <w:lvlText w:val="●"/>
+      <w:lvlJc w:val="left"/>
       <w:pPr>
         <w:ind w:left="5760" w:hanging="360"/>
       </w:pPr>
     </w:lvl>
     <w:lvl w:ilvl="8" w15:tentative="1">
       <w:start w:val="1"/>
-      <w:lvlJc w:val="left"/>
       <w:numFmt w:val="bullet"/>
       <w:lvlText w:val="●"/>
+      <w:lvlJc w:val="left"/>
       <w:pPr>
         <w:ind w:left="6480" w:hanging="360"/>
       </w:pPr>
     </w:lvl>
   </w:abstractNum>
-  <w:num w:numId="0">
+  <w:num w:numId="1">
     <w:abstractNumId w:val="1"/>
     <w:lvlOverride w:ilvl="0">
       <w:startOverride w:val="1"/>
@@ -8034,94 +8073,94 @@
   </w:docDefaults>
   <w:style w:type="paragraph" w:styleId="Title">
     <w:name w:val="Title"/>
+    <w:basedOn w:val="Normal"/>
+    <w:next w:val="Normal"/>
+    <w:qFormat/>
     <w:pPr>
       <w:spacing w:after="260"/>
     </w:pPr>
     <w:rPr>
-      <w:b w:val="true"/>
-      <w:bCs w:val="true"/>
+      <w:b/>
+      <w:bCs/>
       <w:sz w:val="56"/>
       <w:szCs w:val="56"/>
     </w:rPr>
+  </w:style>
+  <w:style w:type="paragraph" w:styleId="Heading1">
+    <w:name w:val="Heading 1"/>
     <w:basedOn w:val="Normal"/>
     <w:next w:val="Normal"/>
     <w:qFormat/>
-  </w:style>
-  <w:style w:type="paragraph" w:styleId="Heading1">
-    <w:name w:val="Heading 1"/>
     <w:pPr>
-      <w:spacing w:before="120" w:after="260"/>
+      <w:spacing w:after="260" w:before="120"/>
     </w:pPr>
     <w:rPr>
-      <w:b w:val="true"/>
-      <w:bCs w:val="true"/>
+      <w:b/>
+      <w:bCs/>
       <w:sz w:val="48"/>
       <w:szCs w:val="48"/>
     </w:rPr>
+  </w:style>
+  <w:style w:type="paragraph" w:styleId="Heading2">
+    <w:name w:val="Heading 2"/>
     <w:basedOn w:val="Normal"/>
     <w:next w:val="Normal"/>
     <w:qFormat/>
-  </w:style>
-  <w:style w:type="paragraph" w:styleId="Heading2">
-    <w:name w:val="Heading 2"/>
     <w:rPr>
       <w:color w:val="2E74B5"/>
       <w:sz w:val="26"/>
       <w:szCs w:val="26"/>
     </w:rPr>
+  </w:style>
+  <w:style w:type="paragraph" w:styleId="Heading3">
+    <w:name w:val="Heading 3"/>
     <w:basedOn w:val="Normal"/>
     <w:next w:val="Normal"/>
     <w:qFormat/>
-  </w:style>
-  <w:style w:type="paragraph" w:styleId="Heading3">
-    <w:name w:val="Heading 3"/>
     <w:rPr>
       <w:color w:val="1F4D78"/>
       <w:sz w:val="24"/>
       <w:szCs w:val="24"/>
     </w:rPr>
+  </w:style>
+  <w:style w:type="paragraph" w:styleId="Heading4">
+    <w:name w:val="Heading 4"/>
     <w:basedOn w:val="Normal"/>
     <w:next w:val="Normal"/>
     <w:qFormat/>
-  </w:style>
-  <w:style w:type="paragraph" w:styleId="Heading4">
-    <w:name w:val="Heading 4"/>
     <w:rPr>
-      <w:i w:val="true"/>
-      <w:iCs w:val="true"/>
+      <w:i/>
+      <w:iCs/>
       <w:color w:val="2E74B5"/>
     </w:rPr>
+  </w:style>
+  <w:style w:type="paragraph" w:styleId="Heading5">
+    <w:name w:val="Heading 5"/>
     <w:basedOn w:val="Normal"/>
     <w:next w:val="Normal"/>
     <w:qFormat/>
-  </w:style>
-  <w:style w:type="paragraph" w:styleId="Heading5">
-    <w:name w:val="Heading 5"/>
     <w:rPr>
       <w:color w:val="2E74B5"/>
     </w:rPr>
+  </w:style>
+  <w:style w:type="paragraph" w:styleId="Heading6">
+    <w:name w:val="Heading 6"/>
     <w:basedOn w:val="Normal"/>
     <w:next w:val="Normal"/>
     <w:qFormat/>
-  </w:style>
-  <w:style w:type="paragraph" w:styleId="Heading6">
-    <w:name w:val="Heading 6"/>
     <w:rPr>
       <w:color w:val="1F4D78"/>
     </w:rPr>
+  </w:style>
+  <w:style w:type="paragraph" w:styleId="Strong">
+    <w:name w:val="Strong"/>
     <w:basedOn w:val="Normal"/>
     <w:next w:val="Normal"/>
     <w:qFormat/>
-  </w:style>
-  <w:style w:type="paragraph" w:styleId="Strong">
-    <w:name w:val="Strong"/>
     <w:rPr>
-      <w:b w:val="true"/>
-      <w:bCs w:val="true"/>
+      <w:b/>
+      <w:bCs/>
     </w:rPr>
-    <w:basedOn w:val="Normal"/>
-    <w:next w:val="Normal"/>
-    <w:qFormat/>
   </w:style>
   <w:style w:type="paragraph" w:styleId="ListParagraph">
     <w:name w:val="List Paragraph"/>
@@ -8130,26 +8169,31 @@
   </w:style>
   <w:style w:type="character" w:styleId="Hyperlink">
     <w:name w:val="Hyperlink"/>
-    <w:rPr>
-      <w:u w:val="single"/>
-      <w:color w:val="0563C1"/>
-    </w:rPr>
+    <w:basedOn w:val="DefaultParagraphFont"/>
     <w:uiPriority w:val="99"/>
     <w:unhideWhenUsed/>
-    <w:basedOn w:val="DefaultParagraphFont"/>
+    <w:rPr>
+      <w:color w:val="0563C1"/>
+      <w:u w:val="single"/>
+    </w:rPr>
   </w:style>
   <w:style w:type="character" w:styleId="FootnoteReference">
     <w:name w:val="footnote reference"/>
+    <w:basedOn w:val="DefaultParagraphFont"/>
+    <w:uiPriority w:val="99"/>
+    <w:semiHidden/>
+    <w:unhideWhenUsed/>
     <w:rPr>
       <w:vertAlign w:val="superscript"/>
     </w:rPr>
-    <w:uiPriority w:val="99"/>
-    <w:unhideWhenUsed/>
-    <w:basedOn w:val="DefaultParagraphFont"/>
-    <w:semiHidden/>
   </w:style>
   <w:style w:type="paragraph" w:styleId="FootnoteText">
     <w:name w:val="footnote text"/>
+    <w:basedOn w:val="Normal"/>
+    <w:link w:val="FootnoteTextChar"/>
+    <w:uiPriority w:val="99"/>
+    <w:semiHidden/>
+    <w:unhideWhenUsed/>
     <w:pPr>
       <w:spacing w:after="0" w:line="240" w:lineRule="auto"/>
     </w:pPr>
@@ -8157,23 +8201,55 @@
       <w:sz w:val="20"/>
       <w:szCs w:val="20"/>
     </w:rPr>
-    <w:basedOn w:val="Normal"/>
-    <w:link w:val="FootnoteTextChar"/>
-    <w:semiHidden/>
-    <w:uiPriority w:val="99"/>
-    <w:unhideWhenUsed/>
   </w:style>
   <w:style w:type="character" w:styleId="FootnoteTextChar">
     <w:name w:val="Footnote Text Char"/>
+    <w:basedOn w:val="DefaultParagraphFont"/>
+    <w:link w:val="FootnoteText"/>
+    <w:uiPriority w:val="99"/>
+    <w:semiHidden/>
+    <w:unhideWhenUsed/>
     <w:rPr>
       <w:sz w:val="20"/>
       <w:szCs w:val="20"/>
     </w:rPr>
+  </w:style>
+  <w:style w:type="character" w:styleId="EndnoteReference">
+    <w:name w:val="endnote reference"/>
+    <w:basedOn w:val="DefaultParagraphFont"/>
     <w:uiPriority w:val="99"/>
+    <w:semiHidden/>
     <w:unhideWhenUsed/>
+    <w:rPr>
+      <w:vertAlign w:val="superscript"/>
+    </w:rPr>
+  </w:style>
+  <w:style w:type="paragraph" w:styleId="EndnoteText">
+    <w:name w:val="endnote text"/>
+    <w:basedOn w:val="Normal"/>
+    <w:link w:val="EndnoteTextChar"/>
+    <w:uiPriority w:val="99"/>
+    <w:semiHidden/>
+    <w:unhideWhenUsed/>
+    <w:pPr>
+      <w:spacing w:after="0" w:line="240" w:lineRule="auto"/>
+    </w:pPr>
+    <w:rPr>
+      <w:sz w:val="20"/>
+      <w:szCs w:val="20"/>
+    </w:rPr>
+  </w:style>
+  <w:style w:type="character" w:styleId="EndnoteTextChar">
+    <w:name w:val="Endnote Text Char"/>
     <w:basedOn w:val="DefaultParagraphFont"/>
-    <w:link w:val="FootnoteText"/>
+    <w:link w:val="EndnoteText"/>
+    <w:uiPriority w:val="99"/>
     <w:semiHidden/>
+    <w:unhideWhenUsed/>
+    <w:rPr>
+      <w:sz w:val="20"/>
+      <w:szCs w:val="20"/>
+    </w:rPr>
   </w:style>
   <w:style w:type="paragraph" w:styleId="script">
     <w:name w:val="Script"/>
@@ -8186,278 +8262,4 @@
     </w:rPr>
   </w:style>
 </w:styles>
-</file>
-
-<file path=customXml/item1.xml><?xml version="1.0" encoding="utf-8"?>
-<ct:contentTypeSchema xmlns:ct="http://schemas.microsoft.com/office/2006/metadata/contentType" xmlns:ma="http://schemas.microsoft.com/office/2006/metadata/properties/metaAttributes" ct:_="" ma:_="" ma:contentTypeName="Document" ma:contentTypeID="0x0101009FA1A6C12D5787448B6C6587D08F2965" ma:contentTypeVersion="16" ma:contentTypeDescription="Create a new document." ma:contentTypeScope="" ma:versionID="f761e0c469cfbaff44f5778f0037afbe">
-  <xsd:schema xmlns:xsd="http://www.w3.org/2001/XMLSchema" xmlns:xs="http://www.w3.org/2001/XMLSchema" xmlns:p="http://schemas.microsoft.com/office/2006/metadata/properties" xmlns:ns2="3352e729-ef3a-4ad2-a915-07867a2cbda9" xmlns:ns3="afa60c69-e8fd-4ab1-8c56-0fe28cc4c33c" targetNamespace="http://schemas.microsoft.com/office/2006/metadata/properties" ma:root="true" ma:fieldsID="4112f99f01cfafd8b48e38df3bf566de" ns2:_="" ns3:_="">
-    <xsd:import namespace="3352e729-ef3a-4ad2-a915-07867a2cbda9"/>
-    <xsd:import namespace="afa60c69-e8fd-4ab1-8c56-0fe28cc4c33c"/>
-    <xsd:element name="properties">
-      <xsd:complexType>
-        <xsd:sequence>
-          <xsd:element name="documentManagement">
-            <xsd:complexType>
-              <xsd:all>
-                <xsd:element ref="ns2:SharedWithUsers" minOccurs="0"/>
-                <xsd:element ref="ns2:SharedWithDetails" minOccurs="0"/>
-                <xsd:element ref="ns3:MediaServiceMetadata" minOccurs="0"/>
-                <xsd:element ref="ns3:MediaServiceFastMetadata" minOccurs="0"/>
-                <xsd:element ref="ns3:lcf76f155ced4ddcb4097134ff3c332f" minOccurs="0"/>
-                <xsd:element ref="ns2:TaxCatchAll" minOccurs="0"/>
-                <xsd:element ref="ns3:MediaServiceGenerationTime" minOccurs="0"/>
-                <xsd:element ref="ns3:MediaServiceEventHashCode" minOccurs="0"/>
-                <xsd:element ref="ns3:MediaServiceOCR" minOccurs="0"/>
-                <xsd:element ref="ns3:MediaServiceDateTaken" minOccurs="0"/>
-                <xsd:element ref="ns3:MediaLengthInSeconds" minOccurs="0"/>
-                <xsd:element ref="ns3:MediaServiceObjectDetectorVersions" minOccurs="0"/>
-                <xsd:element ref="ns3:MediaServiceLocation" minOccurs="0"/>
-                <xsd:element ref="ns3:Ready" minOccurs="0"/>
-                <xsd:element ref="ns3:MediaServiceSearchProperties" minOccurs="0"/>
-              </xsd:all>
-            </xsd:complexType>
-          </xsd:element>
-        </xsd:sequence>
-      </xsd:complexType>
-    </xsd:element>
-  </xsd:schema>
-  <xsd:schema xmlns:xsd="http://www.w3.org/2001/XMLSchema" xmlns:xs="http://www.w3.org/2001/XMLSchema" xmlns:dms="http://schemas.microsoft.com/office/2006/documentManagement/types" xmlns:pc="http://schemas.microsoft.com/office/infopath/2007/PartnerControls" targetNamespace="3352e729-ef3a-4ad2-a915-07867a2cbda9" elementFormDefault="qualified">
-    <xsd:import namespace="http://schemas.microsoft.com/office/2006/documentManagement/types"/>
-    <xsd:import namespace="http://schemas.microsoft.com/office/infopath/2007/PartnerControls"/>
-    <xsd:element name="SharedWithUsers" ma:index="8" nillable="true" ma:displayName="Shared With" ma:internalName="SharedWithUsers" ma:readOnly="true">
-      <xsd:complexType>
-        <xsd:complexContent>
-          <xsd:extension base="dms:UserMulti">
-            <xsd:sequence>
-              <xsd:element name="UserInfo" minOccurs="0" maxOccurs="unbounded">
-                <xsd:complexType>
-                  <xsd:sequence>
-                    <xsd:element name="DisplayName" type="xsd:string" minOccurs="0"/>
-                    <xsd:element name="AccountId" type="dms:UserId" minOccurs="0" nillable="true"/>
-                    <xsd:element name="AccountType" type="xsd:string" minOccurs="0"/>
-                  </xsd:sequence>
-                </xsd:complexType>
-              </xsd:element>
-            </xsd:sequence>
-          </xsd:extension>
-        </xsd:complexContent>
-      </xsd:complexType>
-    </xsd:element>
-    <xsd:element name="SharedWithDetails" ma:index="9" nillable="true" ma:displayName="Shared With Details" ma:internalName="SharedWithDetails" ma:readOnly="true">
-      <xsd:simpleType>
-        <xsd:restriction base="dms:Note">
-          <xsd:maxLength value="255"/>
-        </xsd:restriction>
-      </xsd:simpleType>
-    </xsd:element>
-    <xsd:element name="TaxCatchAll" ma:index="14" nillable="true" ma:displayName="Taxonomy Catch All Column" ma:hidden="true" ma:list="{de49db0c-00f2-4bfe-9211-f25992e9014c}" ma:internalName="TaxCatchAll" ma:showField="CatchAllData" ma:web="3352e729-ef3a-4ad2-a915-07867a2cbda9">
-      <xsd:complexType>
-        <xsd:complexContent>
-          <xsd:extension base="dms:MultiChoiceLookup">
-            <xsd:sequence>
-              <xsd:element name="Value" type="dms:Lookup" maxOccurs="unbounded" minOccurs="0" nillable="true"/>
-            </xsd:sequence>
-          </xsd:extension>
-        </xsd:complexContent>
-      </xsd:complexType>
-    </xsd:element>
-  </xsd:schema>
-  <xsd:schema xmlns:xsd="http://www.w3.org/2001/XMLSchema" xmlns:xs="http://www.w3.org/2001/XMLSchema" xmlns:dms="http://schemas.microsoft.com/office/2006/documentManagement/types" xmlns:pc="http://schemas.microsoft.com/office/infopath/2007/PartnerControls" targetNamespace="afa60c69-e8fd-4ab1-8c56-0fe28cc4c33c" elementFormDefault="qualified">
-    <xsd:import namespace="http://schemas.microsoft.com/office/2006/documentManagement/types"/>
-    <xsd:import namespace="http://schemas.microsoft.com/office/infopath/2007/PartnerControls"/>
-    <xsd:element name="MediaServiceMetadata" ma:index="10" nillable="true" ma:displayName="MediaServiceMetadata" ma:hidden="true" ma:internalName="MediaServiceMetadata" ma:readOnly="true">
-      <xsd:simpleType>
-        <xsd:restriction base="dms:Note"/>
-      </xsd:simpleType>
-    </xsd:element>
-    <xsd:element name="MediaServiceFastMetadata" ma:index="11" nillable="true" ma:displayName="MediaServiceFastMetadata" ma:hidden="true" ma:internalName="MediaServiceFastMetadata" ma:readOnly="true">
-      <xsd:simpleType>
-        <xsd:restriction base="dms:Note"/>
-      </xsd:simpleType>
-    </xsd:element>
-    <xsd:element name="lcf76f155ced4ddcb4097134ff3c332f" ma:index="13" nillable="true" ma:taxonomy="true" ma:internalName="lcf76f155ced4ddcb4097134ff3c332f" ma:taxonomyFieldName="MediaServiceImageTags" ma:displayName="Image Tags" ma:readOnly="false" ma:fieldId="{5cf76f15-5ced-4ddc-b409-7134ff3c332f}" ma:taxonomyMulti="true" ma:sspId="58c5ea09-abb6-4116-bc0f-a41c80660e17" ma:termSetId="09814cd3-568e-fe90-9814-8d621ff8fb84" ma:anchorId="fba54fb3-c3e1-fe81-a776-ca4b69148c4d" ma:open="true" ma:isKeyword="false">
-      <xsd:complexType>
-        <xsd:sequence>
-          <xsd:element ref="pc:Terms" minOccurs="0" maxOccurs="1"/>
-        </xsd:sequence>
-      </xsd:complexType>
-    </xsd:element>
-    <xsd:element name="MediaServiceGenerationTime" ma:index="15" nillable="true" ma:displayName="MediaServiceGenerationTime" ma:hidden="true" ma:internalName="MediaServiceGenerationTime" ma:readOnly="true">
-      <xsd:simpleType>
-        <xsd:restriction base="dms:Text"/>
-      </xsd:simpleType>
-    </xsd:element>
-    <xsd:element name="MediaServiceEventHashCode" ma:index="16" nillable="true" ma:displayName="MediaServiceEventHashCode" ma:hidden="true" ma:internalName="MediaServiceEventHashCode" ma:readOnly="true">
-      <xsd:simpleType>
-        <xsd:restriction base="dms:Text"/>
-      </xsd:simpleType>
-    </xsd:element>
-    <xsd:element name="MediaServiceOCR" ma:index="17" nillable="true" ma:displayName="Extracted Text" ma:internalName="MediaServiceOCR" ma:readOnly="true">
-      <xsd:simpleType>
-        <xsd:restriction base="dms:Note">
-          <xsd:maxLength value="255"/>
-        </xsd:restriction>
-      </xsd:simpleType>
-    </xsd:element>
-    <xsd:element name="MediaServiceDateTaken" ma:index="18" nillable="true" ma:displayName="MediaServiceDateTaken" ma:hidden="true" ma:indexed="true" ma:internalName="MediaServiceDateTaken" ma:readOnly="true">
-      <xsd:simpleType>
-        <xsd:restriction base="dms:Text"/>
-      </xsd:simpleType>
-    </xsd:element>
-    <xsd:element name="MediaLengthInSeconds" ma:index="19" nillable="true" ma:displayName="MediaLengthInSeconds" ma:hidden="true" ma:internalName="MediaLengthInSeconds" ma:readOnly="true">
-      <xsd:simpleType>
-        <xsd:restriction base="dms:Unknown"/>
-      </xsd:simpleType>
-    </xsd:element>
-    <xsd:element name="MediaServiceObjectDetectorVersions" ma:index="20" nillable="true" ma:displayName="MediaServiceObjectDetectorVersions" ma:hidden="true" ma:indexed="true" ma:internalName="MediaServiceObjectDetectorVersions" ma:readOnly="true">
-      <xsd:simpleType>
-        <xsd:restriction base="dms:Text"/>
-      </xsd:simpleType>
-    </xsd:element>
-    <xsd:element name="MediaServiceLocation" ma:index="21" nillable="true" ma:displayName="Location" ma:indexed="true" ma:internalName="MediaServiceLocation" ma:readOnly="true">
-      <xsd:simpleType>
-        <xsd:restriction base="dms:Text"/>
-      </xsd:simpleType>
-    </xsd:element>
-    <xsd:element name="Ready" ma:index="22" nillable="true" ma:displayName="Ready" ma:default="1" ma:description="Ready to create PDF" ma:format="Dropdown" ma:internalName="Ready">
-      <xsd:simpleType>
-        <xsd:restriction base="dms:Boolean"/>
-      </xsd:simpleType>
-    </xsd:element>
-    <xsd:element name="MediaServiceSearchProperties" ma:index="23" nillable="true" ma:displayName="MediaServiceSearchProperties" ma:hidden="true" ma:internalName="MediaServiceSearchProperties" ma:readOnly="true">
-      <xsd:simpleType>
-        <xsd:restriction base="dms:Note"/>
-      </xsd:simpleType>
-    </xsd:element>
-  </xsd:schema>
-  <xsd:schema xmlns="http://schemas.openxmlformats.org/package/2006/metadata/core-properties" xmlns:xsd="http://www.w3.org/2001/XMLSchema" xmlns:xsi="http://www.w3.org/2001/XMLSchema-instance" xmlns:dc="http://purl.org/dc/elements/1.1/" xmlns:dcterms="http://purl.org/dc/terms/" xmlns:odoc="http://schemas.microsoft.com/internal/obd" targetNamespace="http://schemas.openxmlformats.org/package/2006/metadata/core-properties" elementFormDefault="qualified" attributeFormDefault="unqualified" blockDefault="#all">
-    <xsd:import namespace="http://purl.org/dc/elements/1.1/" schemaLocation="http://dublincore.org/schemas/xmls/qdc/2003/04/02/dc.xsd"/>
-    <xsd:import namespace="http://purl.org/dc/terms/" schemaLocation="http://dublincore.org/schemas/xmls/qdc/2003/04/02/dcterms.xsd"/>
-    <xsd:element name="coreProperties" type="CT_coreProperties"/>
-    <xsd:complexType name="CT_coreProperties">
-      <xsd:all>
-        <xsd:element ref="dc:creator" minOccurs="0" maxOccurs="1"/>
-        <xsd:element ref="dcterms:created" minOccurs="0" maxOccurs="1"/>
-        <xsd:element ref="dc:identifier" minOccurs="0" maxOccurs="1"/>
-        <xsd:element name="contentType" minOccurs="0" maxOccurs="1" type="xsd:string" ma:index="0" ma:displayName="Content Type"/>
-        <xsd:element ref="dc:title" minOccurs="0" maxOccurs="1" ma:index="4" ma:displayName="Title"/>
-        <xsd:element ref="dc:subject" minOccurs="0" maxOccurs="1"/>
-        <xsd:element ref="dc:description" minOccurs="0" maxOccurs="1"/>
-        <xsd:element name="keywords" minOccurs="0" maxOccurs="1" type="xsd:string"/>
-        <xsd:element ref="dc:language" minOccurs="0" maxOccurs="1"/>
-        <xsd:element name="category" minOccurs="0" maxOccurs="1" type="xsd:string"/>
-        <xsd:element name="version" minOccurs="0" maxOccurs="1" type="xsd:string"/>
-        <xsd:element name="revision" minOccurs="0" maxOccurs="1" type="xsd:string">
-          <xsd:annotation>
-            <xsd:documentation>
-                        This value indicates the number of saves or revisions. The application is responsible for updating this value after each revision.
-                    </xsd:documentation>
-          </xsd:annotation>
-        </xsd:element>
-        <xsd:element name="lastModifiedBy" minOccurs="0" maxOccurs="1" type="xsd:string"/>
-        <xsd:element ref="dcterms:modified" minOccurs="0" maxOccurs="1"/>
-        <xsd:element name="contentStatus" minOccurs="0" maxOccurs="1" type="xsd:string"/>
-      </xsd:all>
-    </xsd:complexType>
-  </xsd:schema>
-  <xs:schema xmlns:pc="http://schemas.microsoft.com/office/infopath/2007/PartnerControls" xmlns:xs="http://www.w3.org/2001/XMLSchema" targetNamespace="http://schemas.microsoft.com/office/infopath/2007/PartnerControls" elementFormDefault="qualified" attributeFormDefault="unqualified">
-    <xs:element name="Person">
-      <xs:complexType>
-        <xs:sequence>
-          <xs:element ref="pc:DisplayName" minOccurs="0"/>
-          <xs:element ref="pc:AccountId" minOccurs="0"/>
-          <xs:element ref="pc:AccountType" minOccurs="0"/>
-        </xs:sequence>
-      </xs:complexType>
-    </xs:element>
-    <xs:element name="DisplayName" type="xs:string"/>
-    <xs:element name="AccountId" type="xs:string"/>
-    <xs:element name="AccountType" type="xs:string"/>
-    <xs:element name="BDCAssociatedEntity">
-      <xs:complexType>
-        <xs:sequence>
-          <xs:element ref="pc:BDCEntity" minOccurs="0" maxOccurs="unbounded"/>
-        </xs:sequence>
-        <xs:attribute ref="pc:EntityNamespace"/>
-        <xs:attribute ref="pc:EntityName"/>
-        <xs:attribute ref="pc:SystemInstanceName"/>
-        <xs:attribute ref="pc:AssociationName"/>
-      </xs:complexType>
-    </xs:element>
-    <xs:attribute name="EntityNamespace" type="xs:string"/>
-    <xs:attribute name="EntityName" type="xs:string"/>
-    <xs:attribute name="SystemInstanceName" type="xs:string"/>
-    <xs:attribute name="AssociationName" type="xs:string"/>
-    <xs:element name="BDCEntity">
-      <xs:complexType>
-        <xs:sequence>
-          <xs:element ref="pc:EntityDisplayName" minOccurs="0"/>
-          <xs:element ref="pc:EntityInstanceReference" minOccurs="0"/>
-          <xs:element ref="pc:EntityId1" minOccurs="0"/>
-          <xs:element ref="pc:EntityId2" minOccurs="0"/>
-          <xs:element ref="pc:EntityId3" minOccurs="0"/>
-          <xs:element ref="pc:EntityId4" minOccurs="0"/>
-          <xs:element ref="pc:EntityId5" minOccurs="0"/>
-        </xs:sequence>
-      </xs:complexType>
-    </xs:element>
-    <xs:element name="EntityDisplayName" type="xs:string"/>
-    <xs:element name="EntityInstanceReference" type="xs:string"/>
-    <xs:element name="EntityId1" type="xs:string"/>
-    <xs:element name="EntityId2" type="xs:string"/>
-    <xs:element name="EntityId3" type="xs:string"/>
-    <xs:element name="EntityId4" type="xs:string"/>
-    <xs:element name="EntityId5" type="xs:string"/>
-    <xs:element name="Terms">
-      <xs:complexType>
-        <xs:sequence>
-          <xs:element ref="pc:TermInfo" minOccurs="0" maxOccurs="unbounded"/>
-        </xs:sequence>
-      </xs:complexType>
-    </xs:element>
-    <xs:element name="TermInfo">
-      <xs:complexType>
-        <xs:sequence>
-          <xs:element ref="pc:TermName" minOccurs="0"/>
-          <xs:element ref="pc:TermId" minOccurs="0"/>
-        </xs:sequence>
-      </xs:complexType>
-    </xs:element>
-    <xs:element name="TermName" type="xs:string"/>
-    <xs:element name="TermId" type="xs:string"/>
-  </xs:schema>
-</ct:contentTypeSchema>
-</file>
-
-<file path=customXml/item2.xml><?xml version="1.0" encoding="utf-8"?>
-<?mso-contentType ?>
-<FormTemplates xmlns="http://schemas.microsoft.com/sharepoint/v3/contenttype/forms">
-  <Display>DocumentLibraryForm</Display>
-  <Edit>DocumentLibraryForm</Edit>
-  <New>DocumentLibraryForm</New>
-</FormTemplates>
-</file>
-
-<file path=customXml/item3.xml><?xml version="1.0" encoding="utf-8"?>
-<p:properties xmlns:p="http://schemas.microsoft.com/office/2006/metadata/properties" xmlns:xsi="http://www.w3.org/2001/XMLSchema-instance" xmlns:pc="http://schemas.microsoft.com/office/infopath/2007/PartnerControls">
-  <documentManagement>
-    <TaxCatchAll xmlns="3352e729-ef3a-4ad2-a915-07867a2cbda9" xsi:nil="true"/>
-    <lcf76f155ced4ddcb4097134ff3c332f xmlns="afa60c69-e8fd-4ab1-8c56-0fe28cc4c33c">
-      <Terms xmlns="http://schemas.microsoft.com/office/infopath/2007/PartnerControls"/>
-    </lcf76f155ced4ddcb4097134ff3c332f>
-    <Ready xmlns="afa60c69-e8fd-4ab1-8c56-0fe28cc4c33c">true</Ready>
-  </documentManagement>
-</p:properties>
-</file>
-
-<file path=customXml/itemProps1.xml><?xml version="1.0" encoding="utf-8"?>
-<ds:datastoreItem xmlns:ds="http://schemas.openxmlformats.org/officeDocument/2006/customXml" ds:itemID="{D4013651-F8A7-438B-9E25-CEB78D5F11A0}"/>
-</file>
-
-<file path=customXml/itemProps2.xml><?xml version="1.0" encoding="utf-8"?>
-<ds:datastoreItem xmlns:ds="http://schemas.openxmlformats.org/officeDocument/2006/customXml" ds:itemID="{931FEBA4-C289-4C28-8736-5662F3774CBE}"/>
-</file>
-
-<file path=customXml/itemProps3.xml><?xml version="1.0" encoding="utf-8"?>
-<ds:datastoreItem xmlns:ds="http://schemas.openxmlformats.org/officeDocument/2006/customXml" ds:itemID="{77E8A8B8-12B5-4FC1-AEF9-458AC7BAD641}"/>
 </file>